--- a/Volume 1/Chapter 05 - CRUD Applications/SPA_Vol1_Ch5_Lesson5_6_Validation.docx
+++ b/Volume 1/Chapter 05 - CRUD Applications/SPA_Vol1_Ch5_Lesson5_6_Validation.docx
@@ -1491,8 +1491,411 @@
       </w:pPr>
     </w:p>
     <w:p>
-      <w:r>
-        <w:t>Save each source and supporting file from this lesson into the matching path in the project layout. As in Chapter 1, notepad .\c\basic_validation.c creates and opens one: choose Yes, type the file, save it with Ctrl+S, and close Notepad (on Linux or macOS, nano ./c/basic_validation.c: type the file, then save and close it with Ctrl+O, Enter, then Ctrl+X).</w:t>
+      <w:pPr>
+        <w:pStyle w:val="Heading3"/>
+      </w:pPr>
+      <w:r>
+        <w:t>Windows PowerShell Project Files Setup</w:t>
+      </w:r>
+    </w:p>
+    <w:p>
+      <w:pPr>
+        <w:keepNext/>
+      </w:pPr>
+      <w:r>
+        <w:t>Next, let the tools create each project's settings file, as in Chapter 1. Remember, dotnet new console -o makes a C# project with a .csproj file and a starter Program.cs; you replace Program.cs with this lesson's code in the C# section. Remember, go mod init makes the .\go folder a module by writing .\go\go.mod; its go line shows the Go version you have installed. Remember, npm init -y, npm pkg, then npm install: npm init and npm pkg write .\typescript\package.json here, and Step 2 installs the packages.</w:t>
+      </w:r>
+    </w:p>
+    <w:p>
+      <w:pPr>
+        <w:keepNext/>
+      </w:pPr>
+    </w:p>
+    <w:p>
+      <w:pPr>
+        <w:pStyle w:val="CommandBlock"/>
+        <w:keepNext/>
+      </w:pPr>
+      <w:r>
+        <w:t>dotnet new console -o .\csharp\BasicValidation</w:t>
+      </w:r>
+    </w:p>
+    <w:p>
+      <w:pPr>
+        <w:pStyle w:val="CommandBlock"/>
+        <w:keepNext/>
+      </w:pPr>
+      <w:r>
+        <w:t>dotnet new console -o .\csharp\Contacts</w:t>
+      </w:r>
+    </w:p>
+    <w:p>
+      <w:pPr>
+        <w:pStyle w:val="CommandBlock"/>
+        <w:keepNext/>
+      </w:pPr>
+      <w:r>
+        <w:t>go -C .\go mod init example.com/validation</w:t>
+      </w:r>
+    </w:p>
+    <w:p>
+      <w:pPr>
+        <w:pStyle w:val="CommandBlock"/>
+        <w:keepNext/>
+      </w:pPr>
+      <w:r>
+        <w:t>Push-Location .\typescript</w:t>
+      </w:r>
+    </w:p>
+    <w:p>
+      <w:pPr>
+        <w:pStyle w:val="CommandBlock"/>
+        <w:keepNext/>
+      </w:pPr>
+      <w:r>
+        <w:t>npm init -y</w:t>
+      </w:r>
+    </w:p>
+    <w:p>
+      <w:pPr>
+        <w:pStyle w:val="CommandBlock"/>
+        <w:keepNext/>
+      </w:pPr>
+      <w:r>
+        <w:t>npm pkg set name=validation-typescript type=module</w:t>
+      </w:r>
+    </w:p>
+    <w:p>
+      <w:pPr>
+        <w:pStyle w:val="CommandBlock"/>
+        <w:keepNext/>
+      </w:pPr>
+      <w:r>
+        <w:t>npm pkg set private=true --json</w:t>
+      </w:r>
+    </w:p>
+    <w:p>
+      <w:pPr>
+        <w:pStyle w:val="CommandBlock"/>
+        <w:keepNext/>
+      </w:pPr>
+      <w:r>
+        <w:t>npm pkg set "scripts.check=tsc --noEmit" "scripts.build=tsc --noEmitOnError"</w:t>
+      </w:r>
+    </w:p>
+    <w:p>
+      <w:pPr>
+        <w:pStyle w:val="CommandBlock"/>
+        <w:keepNext/>
+      </w:pPr>
+      <w:r>
+        <w:t>npm pkg delete version description main keywords author license scripts.test</w:t>
+      </w:r>
+    </w:p>
+    <w:p>
+      <w:pPr>
+        <w:pStyle w:val="CommandBlock"/>
+      </w:pPr>
+      <w:r>
+        <w:t>Pop-Location</w:t>
+      </w:r>
+    </w:p>
+    <w:p>
+      <w:pPr>
+        <w:keepNext/>
+      </w:pPr>
+    </w:p>
+    <w:p>
+      <w:r>
+        <w:t>Then type the TypeScript compiler settings. As in Chapter 1, notepad .\typescript\tsconfig.json creates and opens the file: choose Yes, type the file, save it with Ctrl+S, and close Notepad.</w:t>
+      </w:r>
+    </w:p>
+    <w:p>
+      <w:pPr>
+        <w:keepNext/>
+      </w:pPr>
+    </w:p>
+    <w:p>
+      <w:pPr>
+        <w:pStyle w:val="Heading3"/>
+      </w:pPr>
+      <w:r>
+        <w:t>typescript/tsconfig.json</w:t>
+      </w:r>
+    </w:p>
+    <w:p>
+      <w:pPr>
+        <w:pStyle w:val="SourceCode"/>
+        <w:keepNext/>
+      </w:pPr>
+      <w:r>
+        <w:t>{</w:t>
+      </w:r>
+    </w:p>
+    <w:p>
+      <w:pPr>
+        <w:pStyle w:val="SourceCode"/>
+        <w:keepNext/>
+      </w:pPr>
+      <w:r>
+        <w:t xml:space="preserve">  "compilerOptions": {</w:t>
+      </w:r>
+    </w:p>
+    <w:p>
+      <w:pPr>
+        <w:pStyle w:val="SourceCode"/>
+      </w:pPr>
+      <w:r>
+        <w:t xml:space="preserve">    "target": "ES2022",</w:t>
+      </w:r>
+    </w:p>
+    <w:p>
+      <w:pPr>
+        <w:pStyle w:val="SourceCode"/>
+      </w:pPr>
+      <w:r>
+        <w:t xml:space="preserve">    "module": "NodeNext",</w:t>
+      </w:r>
+    </w:p>
+    <w:p>
+      <w:pPr>
+        <w:pStyle w:val="SourceCode"/>
+      </w:pPr>
+      <w:r>
+        <w:t xml:space="preserve">    "moduleResolution": "NodeNext",</w:t>
+      </w:r>
+    </w:p>
+    <w:p>
+      <w:pPr>
+        <w:pStyle w:val="SourceCode"/>
+      </w:pPr>
+      <w:r>
+        <w:t xml:space="preserve">    "rootDir": "src",</w:t>
+      </w:r>
+    </w:p>
+    <w:p>
+      <w:pPr>
+        <w:pStyle w:val="SourceCode"/>
+      </w:pPr>
+      <w:r>
+        <w:t xml:space="preserve">    "outDir": "dist",</w:t>
+      </w:r>
+    </w:p>
+    <w:p>
+      <w:pPr>
+        <w:pStyle w:val="SourceCode"/>
+      </w:pPr>
+      <w:r>
+        <w:t xml:space="preserve">    "strict": true,</w:t>
+      </w:r>
+    </w:p>
+    <w:p>
+      <w:pPr>
+        <w:pStyle w:val="SourceCode"/>
+      </w:pPr>
+      <w:r>
+        <w:t xml:space="preserve">    "types": [</w:t>
+      </w:r>
+    </w:p>
+    <w:p>
+      <w:pPr>
+        <w:pStyle w:val="SourceCode"/>
+      </w:pPr>
+      <w:r>
+        <w:t xml:space="preserve">      "node"</w:t>
+      </w:r>
+    </w:p>
+    <w:p>
+      <w:pPr>
+        <w:pStyle w:val="SourceCode"/>
+      </w:pPr>
+      <w:r>
+        <w:t xml:space="preserve">    ],</w:t>
+      </w:r>
+    </w:p>
+    <w:p>
+      <w:pPr>
+        <w:pStyle w:val="SourceCode"/>
+      </w:pPr>
+      <w:r>
+        <w:t xml:space="preserve">    "moduleDetection": "force"</w:t>
+      </w:r>
+    </w:p>
+    <w:p>
+      <w:pPr>
+        <w:pStyle w:val="SourceCode"/>
+      </w:pPr>
+      <w:r>
+        <w:t xml:space="preserve">  },</w:t>
+      </w:r>
+    </w:p>
+    <w:p>
+      <w:pPr>
+        <w:pStyle w:val="SourceCode"/>
+      </w:pPr>
+      <w:r>
+        <w:t xml:space="preserve">  "include": [</w:t>
+      </w:r>
+    </w:p>
+    <w:p>
+      <w:pPr>
+        <w:pStyle w:val="SourceCode"/>
+        <w:keepNext/>
+      </w:pPr>
+      <w:r>
+        <w:t xml:space="preserve">    "src/**/*.ts"</w:t>
+      </w:r>
+    </w:p>
+    <w:p>
+      <w:pPr>
+        <w:pStyle w:val="SourceCode"/>
+        <w:keepNext/>
+      </w:pPr>
+      <w:r>
+        <w:t xml:space="preserve">  ]</w:t>
+      </w:r>
+    </w:p>
+    <w:p>
+      <w:pPr>
+        <w:pStyle w:val="SourceCode"/>
+      </w:pPr>
+      <w:r>
+        <w:t>}</w:t>
+      </w:r>
+    </w:p>
+    <w:p>
+      <w:pPr>
+        <w:keepNext/>
+      </w:pPr>
+    </w:p>
+    <w:p>
+      <w:r>
+        <w:t>You save each source file in its language's section below, as each is shown, the same way.</w:t>
+      </w:r>
+    </w:p>
+    <w:p>
+      <w:pPr>
+        <w:keepNext/>
+      </w:pPr>
+    </w:p>
+    <w:p>
+      <w:pPr>
+        <w:pStyle w:val="Heading3"/>
+      </w:pPr>
+      <w:r>
+        <w:t>Linux or macOS Project Files Setup</w:t>
+      </w:r>
+    </w:p>
+    <w:p>
+      <w:pPr>
+        <w:keepNext/>
+      </w:pPr>
+      <w:r>
+        <w:t>Then create the C#, Go, and TypeScript project files with the same commands as on Windows; cd moves into ./typescript for the npm lines, and cd .. moves back.</w:t>
+      </w:r>
+    </w:p>
+    <w:p>
+      <w:pPr>
+        <w:keepNext/>
+      </w:pPr>
+    </w:p>
+    <w:p>
+      <w:pPr>
+        <w:pStyle w:val="CommandBlock"/>
+        <w:keepNext/>
+      </w:pPr>
+      <w:r>
+        <w:t>dotnet new console -o ./csharp/BasicValidation</w:t>
+      </w:r>
+    </w:p>
+    <w:p>
+      <w:pPr>
+        <w:pStyle w:val="CommandBlock"/>
+        <w:keepNext/>
+      </w:pPr>
+      <w:r>
+        <w:t>dotnet new console -o ./csharp/Contacts</w:t>
+      </w:r>
+    </w:p>
+    <w:p>
+      <w:pPr>
+        <w:pStyle w:val="CommandBlock"/>
+        <w:keepNext/>
+      </w:pPr>
+      <w:r>
+        <w:t>go -C ./go mod init example.com/validation</w:t>
+      </w:r>
+    </w:p>
+    <w:p>
+      <w:pPr>
+        <w:pStyle w:val="CommandBlock"/>
+        <w:keepNext/>
+      </w:pPr>
+      <w:r>
+        <w:t>cd ./typescript</w:t>
+      </w:r>
+    </w:p>
+    <w:p>
+      <w:pPr>
+        <w:pStyle w:val="CommandBlock"/>
+        <w:keepNext/>
+      </w:pPr>
+      <w:r>
+        <w:t>npm init -y</w:t>
+      </w:r>
+    </w:p>
+    <w:p>
+      <w:pPr>
+        <w:pStyle w:val="CommandBlock"/>
+        <w:keepNext/>
+      </w:pPr>
+      <w:r>
+        <w:t>npm pkg set name=validation-typescript type=module</w:t>
+      </w:r>
+    </w:p>
+    <w:p>
+      <w:pPr>
+        <w:pStyle w:val="CommandBlock"/>
+        <w:keepNext/>
+      </w:pPr>
+      <w:r>
+        <w:t>npm pkg set private=true --json</w:t>
+      </w:r>
+    </w:p>
+    <w:p>
+      <w:pPr>
+        <w:pStyle w:val="CommandBlock"/>
+        <w:keepNext/>
+      </w:pPr>
+      <w:r>
+        <w:t>npm pkg set "scripts.check=tsc --noEmit" "scripts.build=tsc --noEmitOnError"</w:t>
+      </w:r>
+    </w:p>
+    <w:p>
+      <w:pPr>
+        <w:pStyle w:val="CommandBlock"/>
+        <w:keepNext/>
+      </w:pPr>
+      <w:r>
+        <w:t>npm pkg delete version description main keywords author license scripts.test</w:t>
+      </w:r>
+    </w:p>
+    <w:p>
+      <w:pPr>
+        <w:pStyle w:val="CommandBlock"/>
+      </w:pPr>
+      <w:r>
+        <w:t>cd ..</w:t>
+      </w:r>
+    </w:p>
+    <w:p>
+      <w:pPr>
+        <w:keepNext/>
+      </w:pPr>
+    </w:p>
+    <w:p>
+      <w:r>
+        <w:t>Type typescript/tsconfig.json exactly as shown in the Windows setup. You save each source file in its language's section below, as each is shown. As in Chapter 1, nano ./c/basic_validation.c creates and opens one: type the file, then save and close it with Ctrl+O, Enter, then Ctrl+X.</w:t>
       </w:r>
     </w:p>
     <w:p>
@@ -1524,6 +1927,16 @@
       </w:pPr>
     </w:p>
     <w:p>
+      <w:r>
+        <w:t>Remember, dotnet add writes the pinned package into the .csproj, go get pins the module in go.mod and go.sum, and npm install --save-exact pins each package in package.json. dotnet add also restores the package, so the dotnet restore lines below only check that it is there. go get lists the module as // indirect until a Go file imports it, and the build works either way; after you save the Go files, go -C .\go mod tidy rewrites go.mod to match the imports, as Supporting Files shows.</w:t>
+      </w:r>
+    </w:p>
+    <w:p>
+      <w:pPr>
+        <w:keepNext/>
+      </w:pPr>
+    </w:p>
+    <w:p>
       <w:pPr>
         <w:pStyle w:val="Heading3"/>
       </w:pPr>
@@ -1537,7 +1950,7 @@
         <w:keepNext/>
       </w:pPr>
       <w:r>
-        <w:t>npm --prefix .\typescript install --ignore-scripts --no-audit --no-fund</w:t>
+        <w:t>npm --prefix .\typescript install --save-dev --save-exact @types/node@24.13.5 `</w:t>
       </w:r>
     </w:p>
     <w:p>
@@ -1546,6 +1959,33 @@
         <w:keepNext/>
       </w:pPr>
       <w:r>
+        <w:t xml:space="preserve">    typescript@7.0.2 --ignore-scripts --no-audit --no-fund</w:t>
+      </w:r>
+    </w:p>
+    <w:p>
+      <w:pPr>
+        <w:pStyle w:val="CommandBlock"/>
+        <w:keepNext/>
+      </w:pPr>
+      <w:r>
+        <w:t>npm --prefix .\typescript install --save-exact mysql2@3.24.5 `</w:t>
+      </w:r>
+    </w:p>
+    <w:p>
+      <w:pPr>
+        <w:pStyle w:val="CommandBlock"/>
+        <w:keepNext/>
+      </w:pPr>
+      <w:r>
+        <w:t xml:space="preserve">    --ignore-scripts --no-audit --no-fund</w:t>
+      </w:r>
+    </w:p>
+    <w:p>
+      <w:pPr>
+        <w:pStyle w:val="CommandBlock"/>
+        <w:keepNext/>
+      </w:pPr>
+      <w:r>
         <w:t>py -m venv .\python\.venv</w:t>
       </w:r>
     </w:p>
@@ -1564,7 +2004,7 @@
         <w:keepNext/>
       </w:pPr>
       <w:r>
-        <w:t>go -C .\go mod tidy</w:t>
+        <w:t>go -C .\go get github.com/go-sql-driver/mysql@v1.10.1</w:t>
       </w:r>
     </w:p>
     <w:p>
@@ -1573,6 +2013,15 @@
         <w:keepNext/>
       </w:pPr>
       <w:r>
+        <w:t>dotnet add .\csharp\Contacts package MySqlConnector --version 2.6.2</w:t>
+      </w:r>
+    </w:p>
+    <w:p>
+      <w:pPr>
+        <w:pStyle w:val="CommandBlock"/>
+        <w:keepNext/>
+      </w:pPr>
+      <w:r>
         <w:t>dotnet restore .\csharp\BasicValidation</w:t>
       </w:r>
     </w:p>
@@ -1789,7 +2238,7 @@
         <w:keepNext/>
       </w:pPr>
       <w:r>
-        <w:t>npm --prefix ./typescript install --ignore-scripts --no-audit --no-fund</w:t>
+        <w:t>npm --prefix ./typescript install --save-dev --save-exact @types/node@24.13.5 \</w:t>
       </w:r>
     </w:p>
     <w:p>
@@ -1798,6 +2247,33 @@
         <w:keepNext/>
       </w:pPr>
       <w:r>
+        <w:t xml:space="preserve">    typescript@7.0.2 --ignore-scripts --no-audit --no-fund</w:t>
+      </w:r>
+    </w:p>
+    <w:p>
+      <w:pPr>
+        <w:pStyle w:val="CommandBlock"/>
+        <w:keepNext/>
+      </w:pPr>
+      <w:r>
+        <w:t>npm --prefix ./typescript install --save-exact mysql2@3.24.5 \</w:t>
+      </w:r>
+    </w:p>
+    <w:p>
+      <w:pPr>
+        <w:pStyle w:val="CommandBlock"/>
+        <w:keepNext/>
+      </w:pPr>
+      <w:r>
+        <w:t xml:space="preserve">    --ignore-scripts --no-audit --no-fund</w:t>
+      </w:r>
+    </w:p>
+    <w:p>
+      <w:pPr>
+        <w:pStyle w:val="CommandBlock"/>
+        <w:keepNext/>
+      </w:pPr>
+      <w:r>
         <w:t>python3 -m venv ./python/.venv</w:t>
       </w:r>
     </w:p>
@@ -1816,7 +2292,7 @@
         <w:keepNext/>
       </w:pPr>
       <w:r>
-        <w:t>go -C ./go mod tidy</w:t>
+        <w:t>go -C ./go get github.com/go-sql-driver/mysql@v1.10.1</w:t>
       </w:r>
     </w:p>
     <w:p>
@@ -1825,6 +2301,15 @@
         <w:keepNext/>
       </w:pPr>
       <w:r>
+        <w:t>dotnet add ./csharp/Contacts package MySqlConnector --version 2.6.2</w:t>
+      </w:r>
+    </w:p>
+    <w:p>
+      <w:pPr>
+        <w:pStyle w:val="CommandBlock"/>
+        <w:keepNext/>
+      </w:pPr>
+      <w:r>
         <w:t>dotnet restore ./csharp/BasicValidation</w:t>
       </w:r>
     </w:p>
@@ -38624,7 +39109,7 @@
     </w:p>
     <w:p>
       <w:r>
-        <w:t>These files are the same as the Chapter 4 project's, with this lesson's names. Contacts.csproj names MySqlConnector 2.6.2 in a PackageReference; BasicValidation.csproj names no package, because the Basic program never connects. go.mod names this lesson's Go module, example.com/validation, requires the driver at v1.10.1, and lists filippo.io/edwards25519, a package the driver itself uses, as indirect. package.json names mysql2 3.24.5 under dependencies.</w:t>
+        <w:t>These are the files the setup commands wrote, shown here so you can check yours. Your go line shows your own Go version, your mysql line says // indirect until you run go mod tidy, and the blank lines and the order of the package.json fields may differ.</w:t>
       </w:r>
     </w:p>
     <w:p>
@@ -39043,164 +39528,6 @@
       </w:pPr>
       <w:r>
         <w:t xml:space="preserve">  }</w:t>
-      </w:r>
-    </w:p>
-    <w:p>
-      <w:pPr>
-        <w:pStyle w:val="SourceCode"/>
-      </w:pPr>
-      <w:r>
-        <w:t>}</w:t>
-      </w:r>
-    </w:p>
-    <w:p>
-      <w:pPr>
-        <w:keepNext/>
-      </w:pPr>
-    </w:p>
-    <w:p>
-      <w:pPr>
-        <w:keepNext/>
-      </w:pPr>
-    </w:p>
-    <w:p>
-      <w:pPr>
-        <w:pStyle w:val="Heading2"/>
-      </w:pPr>
-      <w:r>
-        <w:t>typescript/tsconfig.json</w:t>
-      </w:r>
-    </w:p>
-    <w:p>
-      <w:pPr>
-        <w:pStyle w:val="SourceCode"/>
-        <w:keepNext/>
-      </w:pPr>
-      <w:r>
-        <w:t>{</w:t>
-      </w:r>
-    </w:p>
-    <w:p>
-      <w:pPr>
-        <w:pStyle w:val="SourceCode"/>
-        <w:keepNext/>
-      </w:pPr>
-      <w:r>
-        <w:t xml:space="preserve">  "compilerOptions": {</w:t>
-      </w:r>
-    </w:p>
-    <w:p>
-      <w:pPr>
-        <w:pStyle w:val="SourceCode"/>
-      </w:pPr>
-      <w:r>
-        <w:t xml:space="preserve">    "target": "ES2022",</w:t>
-      </w:r>
-    </w:p>
-    <w:p>
-      <w:pPr>
-        <w:pStyle w:val="SourceCode"/>
-      </w:pPr>
-      <w:r>
-        <w:t xml:space="preserve">    "module": "NodeNext",</w:t>
-      </w:r>
-    </w:p>
-    <w:p>
-      <w:pPr>
-        <w:pStyle w:val="SourceCode"/>
-      </w:pPr>
-      <w:r>
-        <w:t xml:space="preserve">    "moduleResolution": "NodeNext",</w:t>
-      </w:r>
-    </w:p>
-    <w:p>
-      <w:pPr>
-        <w:pStyle w:val="SourceCode"/>
-      </w:pPr>
-      <w:r>
-        <w:t xml:space="preserve">    "rootDir": "src",</w:t>
-      </w:r>
-    </w:p>
-    <w:p>
-      <w:pPr>
-        <w:pStyle w:val="SourceCode"/>
-      </w:pPr>
-      <w:r>
-        <w:t xml:space="preserve">    "outDir": "dist",</w:t>
-      </w:r>
-    </w:p>
-    <w:p>
-      <w:pPr>
-        <w:pStyle w:val="SourceCode"/>
-      </w:pPr>
-      <w:r>
-        <w:t xml:space="preserve">    "strict": true,</w:t>
-      </w:r>
-    </w:p>
-    <w:p>
-      <w:pPr>
-        <w:pStyle w:val="SourceCode"/>
-      </w:pPr>
-      <w:r>
-        <w:t xml:space="preserve">    "types": [</w:t>
-      </w:r>
-    </w:p>
-    <w:p>
-      <w:pPr>
-        <w:pStyle w:val="SourceCode"/>
-      </w:pPr>
-      <w:r>
-        <w:t xml:space="preserve">      "node"</w:t>
-      </w:r>
-    </w:p>
-    <w:p>
-      <w:pPr>
-        <w:pStyle w:val="SourceCode"/>
-      </w:pPr>
-      <w:r>
-        <w:t xml:space="preserve">    ],</w:t>
-      </w:r>
-    </w:p>
-    <w:p>
-      <w:pPr>
-        <w:pStyle w:val="SourceCode"/>
-      </w:pPr>
-      <w:r>
-        <w:t xml:space="preserve">    "moduleDetection": "force"</w:t>
-      </w:r>
-    </w:p>
-    <w:p>
-      <w:pPr>
-        <w:pStyle w:val="SourceCode"/>
-      </w:pPr>
-      <w:r>
-        <w:t xml:space="preserve">  },</w:t>
-      </w:r>
-    </w:p>
-    <w:p>
-      <w:pPr>
-        <w:pStyle w:val="SourceCode"/>
-      </w:pPr>
-      <w:r>
-        <w:t xml:space="preserve">  "include": [</w:t>
-      </w:r>
-    </w:p>
-    <w:p>
-      <w:pPr>
-        <w:pStyle w:val="SourceCode"/>
-        <w:keepNext/>
-      </w:pPr>
-      <w:r>
-        <w:t xml:space="preserve">    "src/**/*.ts"</w:t>
-      </w:r>
-    </w:p>
-    <w:p>
-      <w:pPr>
-        <w:pStyle w:val="SourceCode"/>
-        <w:keepNext/>
-      </w:pPr>
-      <w:r>
-        <w:t xml:space="preserve">  ]</w:t>
       </w:r>
     </w:p>
     <w:p>
@@ -40947,31 +41274,31 @@
       </w:rPr>
     </w:lvl>
   </w:abstractNum>
-  <w:num w:numId="1" w16cid:durableId="934480222">
+  <w:num w:numId="1" w16cid:durableId="158271258">
     <w:abstractNumId w:val="8"/>
   </w:num>
-  <w:num w:numId="2" w16cid:durableId="1711883023">
+  <w:num w:numId="2" w16cid:durableId="1607545456">
     <w:abstractNumId w:val="6"/>
   </w:num>
-  <w:num w:numId="3" w16cid:durableId="1085878447">
+  <w:num w:numId="3" w16cid:durableId="240221751">
     <w:abstractNumId w:val="5"/>
   </w:num>
-  <w:num w:numId="4" w16cid:durableId="789858895">
+  <w:num w:numId="4" w16cid:durableId="722338058">
     <w:abstractNumId w:val="4"/>
   </w:num>
-  <w:num w:numId="5" w16cid:durableId="2029019952">
+  <w:num w:numId="5" w16cid:durableId="581567956">
     <w:abstractNumId w:val="7"/>
   </w:num>
-  <w:num w:numId="6" w16cid:durableId="1056782230">
+  <w:num w:numId="6" w16cid:durableId="646474881">
     <w:abstractNumId w:val="3"/>
   </w:num>
-  <w:num w:numId="7" w16cid:durableId="125241531">
+  <w:num w:numId="7" w16cid:durableId="1548252866">
     <w:abstractNumId w:val="2"/>
   </w:num>
-  <w:num w:numId="8" w16cid:durableId="164789509">
+  <w:num w:numId="8" w16cid:durableId="2016880413">
     <w:abstractNumId w:val="1"/>
   </w:num>
-  <w:num w:numId="9" w16cid:durableId="1691223844">
+  <w:num w:numId="9" w16cid:durableId="505093397">
     <w:abstractNumId w:val="0"/>
   </w:num>
 </w:numbering>

--- a/Volume 1/Chapter 05 - CRUD Applications/SPA_Vol1_Ch5_Lesson5_6_Validation.docx
+++ b/Volume 1/Chapter 05 - CRUD Applications/SPA_Vol1_Ch5_Lesson5_6_Validation.docx
@@ -809,7 +809,7 @@
         <w:keepNext/>
       </w:pPr>
       <w:r>
-        <w:t>Setup: Reset contacts to Three Known Rows</w:t>
+        <w:t>Setup: Reset the Language's Table to Three Known Rows</w:t>
       </w:r>
     </w:p>
     <w:p>
@@ -953,10 +953,10 @@
         <w:pStyle w:val="ListBullet"/>
       </w:pPr>
       <w:r>
-        <w:t>Project Setup resets the contacts table to Lesson 4.6's three contacts, and the Production-Minded block repeats the reset before the program runs. The program connects to spa_contacts as devuser with the password from SPA_DB_PASSWORD, hands create_contact six invalid records, shows the typed ids +5, 1e3, 2147483648, 99999999999, 3, and 99, lists the contacts in name order, creates Katherine Johnson, and tries Ada King with ADA@EXAMPLE.COM, which the server refuses as a duplicate. Refused input prints Error:</w:t>
-      </w:r>
-      <w:r>
-        <w:t xml:space="preserve"> and the problem on the error stream; nothing invalid is sent.</w:t>
+        <w:t>Project Setup resets each language's own contacts table, contacts_c to contacts_typescript, to Lesson 4.6's three contacts, and each Production-Minded block repeats its language's reset before the program runs. The program connects to spa_contacts as devuser with the password from SPA_DB_PASSWORD, hands create_contact six invalid records, shows the typed ids +5, 1e3, 2147483648, 99999999999, 3, and 99, lists the contacts in name order, creates Katherine Johnson, and tries Ada King with ADA@EXAMPLE.COM, whic</w:t>
+      </w:r>
+      <w:r>
+        <w:t>h the server refuses as a duplicate. Refused input prints Error: and the problem on the error stream; nothing invalid is sent.</w:t>
       </w:r>
     </w:p>
     <w:p>
@@ -972,7 +972,7 @@
         <w:pStyle w:val="ListBullet"/>
       </w:pPr>
       <w:r>
-        <w:t>Every line is the same in every language, except the Basic program's two Lengths lines.</w:t>
+        <w:t>Every line is the same in every language, except the Basic program's two Lengths lines, and each language leaves the same rows in its own table.</w:t>
       </w:r>
     </w:p>
     <w:p>
@@ -1013,7 +1013,47 @@
         <w:keepNext/>
       </w:pPr>
       <w:r>
-        <w:t xml:space="preserve">  sql/reset_contacts.sql</w:t>
+        <w:t xml:space="preserve">  sql/reset_contacts_c.sql</w:t>
+      </w:r>
+    </w:p>
+    <w:p>
+      <w:pPr>
+        <w:pStyle w:val="CommandBlock"/>
+      </w:pPr>
+      <w:r>
+        <w:t xml:space="preserve">  sql/reset_contacts_cpp.sql</w:t>
+      </w:r>
+    </w:p>
+    <w:p>
+      <w:pPr>
+        <w:pStyle w:val="CommandBlock"/>
+      </w:pPr>
+      <w:r>
+        <w:t xml:space="preserve">  sql/reset_contacts_csharp.sql</w:t>
+      </w:r>
+    </w:p>
+    <w:p>
+      <w:pPr>
+        <w:pStyle w:val="CommandBlock"/>
+      </w:pPr>
+      <w:r>
+        <w:t xml:space="preserve">  sql/reset_contacts_go.sql</w:t>
+      </w:r>
+    </w:p>
+    <w:p>
+      <w:pPr>
+        <w:pStyle w:val="CommandBlock"/>
+      </w:pPr>
+      <w:r>
+        <w:t xml:space="preserve">  sql/reset_contacts_python.sql</w:t>
+      </w:r>
+    </w:p>
+    <w:p>
+      <w:pPr>
+        <w:pStyle w:val="CommandBlock"/>
+      </w:pPr>
+      <w:r>
+        <w:t xml:space="preserve">  sql/reset_contacts_typescript.sql</w:t>
       </w:r>
     </w:p>
     <w:p>
@@ -2341,20 +2381,20 @@
     </w:p>
     <w:p>
       <w:r>
-        <w:t>Setup owns the database's state: it puts the lesson tables into a known state, so the lesson works whichever lessons you ran before it. This step resets the lesson tables. It drops contacts, with any rows earlier lessons or your own experiments left in it, and then contact_groups, which Lessons 4.11 to 4.14 left behind; Chapter 5's contacts have no groups. It creates the Chapter 5 contacts table, Lesson 4.4's columns plus Lesson 4.12's index on name, and inserts Lesson 4.6's three contacts. The Production-M</w:t>
-      </w:r>
-      <w:r>
-        <w:t>inded program adds a contact, so its Build and Run block runs the reset again first, and every run prints the same lines. The contacts it removes were practice rows; the Chapter 4 project keeps its own data in its own database and is never reset.</w:t>
-      </w:r>
-    </w:p>
-    <w:p>
-      <w:pPr>
-        <w:keepNext/>
-      </w:pPr>
-    </w:p>
-    <w:p>
-      <w:r>
-        <w:t>Remember, in a file of SQL statements each one ends with a semicolon (Lesson 4.3), contacts is dropped before contact_groups because it pointed at it (Lesson 4.11), and NULL without quotes is the no-value (Lesson 4.6).</w:t>
+        <w:t>Setup owns the database's state: it puts the lesson tables into a known state, so the lesson works whichever lessons you ran before it. This step resets the lesson tables. Remember, each language keeps its own table (Lesson 4.4), so each has its own reset file, which touches only that table. reset_contacts_c.sql drops contacts_c, with any rows earlier lessons or your own experiments left in it, and then contact_groups_c, which Lessons 4.11 to 4.14 left behind; Chapter 5's contacts have no groups. It creates</w:t>
+      </w:r>
+      <w:r>
+        <w:t xml:space="preserve"> the Chapter 5 contacts_c table, Lesson 4.4's columns plus Lesson 4.12's index on name, and inserts Lesson 4.6's three contacts. The six files differ only in the language's name. The Production-Minded program adds a contact, so its Build and Run block runs its language's file again first, and every run prints the same lines. The contacts it removes were practice rows; the Chapter 4 project keeps its own data in its own database and is never reset.</w:t>
+      </w:r>
+    </w:p>
+    <w:p>
+      <w:pPr>
+        <w:keepNext/>
+      </w:pPr>
+    </w:p>
+    <w:p>
+      <w:r>
+        <w:t>Remember, in a file of SQL statements each one ends with a semicolon (Lesson 4.3), contacts_c is dropped before contact_groups_c because it pointed at it (Lesson 4.11), and NULL without quotes is the no-value (Lesson 4.6).</w:t>
       </w:r>
     </w:p>
     <w:p>
@@ -2367,86 +2407,86 @@
         <w:pStyle w:val="Heading3"/>
       </w:pPr>
       <w:r>
-        <w:t>sql/reset_contacts.sql</w:t>
-      </w:r>
-    </w:p>
-    <w:p>
-      <w:pPr>
-        <w:pStyle w:val="SourceCode"/>
-        <w:keepNext/>
-      </w:pPr>
-      <w:r>
-        <w:t>-- Lesson 5.6's known contacts. This file resets the lesson tables: it</w:t>
-      </w:r>
-    </w:p>
-    <w:p>
-      <w:pPr>
-        <w:pStyle w:val="SourceCode"/>
-        <w:keepNext/>
-      </w:pPr>
-      <w:r>
-        <w:t>-- drops them, with any rows earlier lessons or your own experiments left</w:t>
-      </w:r>
-    </w:p>
-    <w:p>
-      <w:pPr>
-        <w:pStyle w:val="SourceCode"/>
-      </w:pPr>
-      <w:r>
-        <w:t>-- in them, and builds the Chapter 5 contacts table again with three known</w:t>
-      </w:r>
-    </w:p>
-    <w:p>
-      <w:pPr>
-        <w:pStyle w:val="SourceCode"/>
-      </w:pPr>
-      <w:r>
-        <w:t>-- rows.</w:t>
-      </w:r>
-    </w:p>
-    <w:p>
-      <w:pPr>
-        <w:pStyle w:val="SourceCode"/>
-      </w:pPr>
-    </w:p>
-    <w:p>
-      <w:pPr>
-        <w:pStyle w:val="SourceCode"/>
-      </w:pPr>
-      <w:r>
-        <w:t>-- Remove the old tables (Lesson 4.4). contacts goes first, because in</w:t>
-      </w:r>
-    </w:p>
-    <w:p>
-      <w:pPr>
-        <w:pStyle w:val="SourceCode"/>
-      </w:pPr>
-      <w:r>
-        <w:t>-- Lessons 4.11 to 4.14 it pointed at contact_groups; Chapter 5 has no</w:t>
-      </w:r>
-    </w:p>
-    <w:p>
-      <w:pPr>
-        <w:pStyle w:val="SourceCode"/>
-      </w:pPr>
-      <w:r>
-        <w:t>-- groups, so contact_groups goes too. IF EXISTS skips a missing table.</w:t>
-      </w:r>
-    </w:p>
-    <w:p>
-      <w:pPr>
-        <w:pStyle w:val="SourceCode"/>
-      </w:pPr>
-      <w:r>
-        <w:t>DROP TABLE IF EXISTS contacts;</w:t>
-      </w:r>
-    </w:p>
-    <w:p>
-      <w:pPr>
-        <w:pStyle w:val="SourceCode"/>
-      </w:pPr>
-      <w:r>
-        <w:t>DROP TABLE IF EXISTS contact_groups;</w:t>
+        <w:t>sql/reset_contacts_c.sql</w:t>
+      </w:r>
+    </w:p>
+    <w:p>
+      <w:pPr>
+        <w:pStyle w:val="SourceCode"/>
+        <w:keepNext/>
+      </w:pPr>
+      <w:r>
+        <w:t>-- Lesson 5.6's known contacts for C. This file resets the C programs' own</w:t>
+      </w:r>
+    </w:p>
+    <w:p>
+      <w:pPr>
+        <w:pStyle w:val="SourceCode"/>
+        <w:keepNext/>
+      </w:pPr>
+      <w:r>
+        <w:t>-- table, contacts_c: it drops it, with any rows earlier lessons or your own</w:t>
+      </w:r>
+    </w:p>
+    <w:p>
+      <w:pPr>
+        <w:pStyle w:val="SourceCode"/>
+      </w:pPr>
+      <w:r>
+        <w:t>-- experiments left in it, and builds the Chapter 5 contacts table again</w:t>
+      </w:r>
+    </w:p>
+    <w:p>
+      <w:pPr>
+        <w:pStyle w:val="SourceCode"/>
+      </w:pPr>
+      <w:r>
+        <w:t>-- with three known rows.</w:t>
+      </w:r>
+    </w:p>
+    <w:p>
+      <w:pPr>
+        <w:pStyle w:val="SourceCode"/>
+      </w:pPr>
+    </w:p>
+    <w:p>
+      <w:pPr>
+        <w:pStyle w:val="SourceCode"/>
+      </w:pPr>
+      <w:r>
+        <w:t>-- Remove the old tables (Lesson 4.4). contacts_c goes first, because in</w:t>
+      </w:r>
+    </w:p>
+    <w:p>
+      <w:pPr>
+        <w:pStyle w:val="SourceCode"/>
+      </w:pPr>
+      <w:r>
+        <w:t>-- Lessons 4.11 to 4.14 it pointed at contact_groups_c; Chapter 5 has no</w:t>
+      </w:r>
+    </w:p>
+    <w:p>
+      <w:pPr>
+        <w:pStyle w:val="SourceCode"/>
+      </w:pPr>
+      <w:r>
+        <w:t>-- groups, so contact_groups_c goes too. IF EXISTS skips a missing table.</w:t>
+      </w:r>
+    </w:p>
+    <w:p>
+      <w:pPr>
+        <w:pStyle w:val="SourceCode"/>
+      </w:pPr>
+      <w:r>
+        <w:t>DROP TABLE IF EXISTS contacts_c;</w:t>
+      </w:r>
+    </w:p>
+    <w:p>
+      <w:pPr>
+        <w:pStyle w:val="SourceCode"/>
+      </w:pPr>
+      <w:r>
+        <w:t>DROP TABLE IF EXISTS contact_groups_c;</w:t>
       </w:r>
     </w:p>
     <w:p>
@@ -2475,7 +2515,7 @@
         <w:pStyle w:val="SourceCode"/>
       </w:pPr>
       <w:r>
-        <w:t>CREATE TABLE contacts (</w:t>
+        <w:t>CREATE TABLE contacts_c (</w:t>
       </w:r>
     </w:p>
     <w:p>
@@ -2515,7 +2555,7 @@
         <w:pStyle w:val="SourceCode"/>
       </w:pPr>
       <w:r>
-        <w:t xml:space="preserve">    INDEX idx_contacts_name (name)</w:t>
+        <w:t xml:space="preserve">    INDEX idx_contacts_c_name (name)</w:t>
       </w:r>
     </w:p>
     <w:p>
@@ -2536,23 +2576,23 @@
         <w:pStyle w:val="SourceCode"/>
       </w:pPr>
       <w:r>
-        <w:t>-- Lesson 4.6's three contacts; the new table numbers them 1 to 3.</w:t>
-      </w:r>
-    </w:p>
-    <w:p>
-      <w:pPr>
-        <w:pStyle w:val="SourceCode"/>
-      </w:pPr>
-      <w:r>
-        <w:t>-- Grace Hopper's phone is NULL.</w:t>
-      </w:r>
-    </w:p>
-    <w:p>
-      <w:pPr>
-        <w:pStyle w:val="SourceCode"/>
-      </w:pPr>
-      <w:r>
-        <w:t>INSERT INTO contacts (name, email, phone)</w:t>
+        <w:t>-- Lesson 4.6's three contacts; the new table numbers them 1 to 3. Grace</w:t>
+      </w:r>
+    </w:p>
+    <w:p>
+      <w:pPr>
+        <w:pStyle w:val="SourceCode"/>
+      </w:pPr>
+      <w:r>
+        <w:t>-- Hopper's phone is NULL.</w:t>
+      </w:r>
+    </w:p>
+    <w:p>
+      <w:pPr>
+        <w:pStyle w:val="SourceCode"/>
+      </w:pPr>
+      <w:r>
+        <w:t>INSERT INTO contacts_c (name, email, phone)</w:t>
       </w:r>
     </w:p>
     <w:p>
@@ -2568,7 +2608,7 @@
         <w:pStyle w:val="SourceCode"/>
       </w:pPr>
       <w:r>
-        <w:t>INSERT INTO contacts (name, email, phone)</w:t>
+        <w:t>INSERT INTO contacts_c (name, email, phone)</w:t>
       </w:r>
     </w:p>
     <w:p>
@@ -2586,7 +2626,7 @@
         <w:keepNext/>
       </w:pPr>
       <w:r>
-        <w:t>INSERT INTO contacts (name, email, phone)</w:t>
+        <w:t>INSERT INTO contacts_c (name, email, phone)</w:t>
       </w:r>
     </w:p>
     <w:p>
@@ -2603,20 +2643,1244 @@
       </w:pPr>
     </w:p>
     <w:p>
-      <w:r>
-        <w:t>Remember, the first client command creates spa_contacts if it is missing; the second runs the file with the client's own source command, which needs --commands on Windows (on Linux or macOS, &lt; sends the file instead); and the third shows the table. MYSQL_PWD lasts only until the block's last line, -D names the database, and -t prints the answer as a table.</w:t>
-      </w:r>
-    </w:p>
-    <w:p>
-      <w:pPr>
-        <w:keepNext/>
-      </w:pPr>
-    </w:p>
-    <w:p>
       <w:pPr>
         <w:pStyle w:val="Heading3"/>
       </w:pPr>
       <w:r>
+        <w:t>sql/reset_contacts_cpp.sql</w:t>
+      </w:r>
+    </w:p>
+    <w:p>
+      <w:pPr>
+        <w:pStyle w:val="SourceCode"/>
+        <w:keepNext/>
+      </w:pPr>
+      <w:r>
+        <w:t>-- Lesson 5.6's known contacts for C++. This file resets the C++ programs'</w:t>
+      </w:r>
+    </w:p>
+    <w:p>
+      <w:pPr>
+        <w:pStyle w:val="SourceCode"/>
+        <w:keepNext/>
+      </w:pPr>
+      <w:r>
+        <w:t>-- own table, contacts_cpp: it drops it, with any rows earlier lessons or</w:t>
+      </w:r>
+    </w:p>
+    <w:p>
+      <w:pPr>
+        <w:pStyle w:val="SourceCode"/>
+      </w:pPr>
+      <w:r>
+        <w:t>-- your own experiments left in it, and builds the Chapter 5 contacts table</w:t>
+      </w:r>
+    </w:p>
+    <w:p>
+      <w:pPr>
+        <w:pStyle w:val="SourceCode"/>
+      </w:pPr>
+      <w:r>
+        <w:t>-- again with three known rows.</w:t>
+      </w:r>
+    </w:p>
+    <w:p>
+      <w:pPr>
+        <w:pStyle w:val="SourceCode"/>
+      </w:pPr>
+    </w:p>
+    <w:p>
+      <w:pPr>
+        <w:pStyle w:val="SourceCode"/>
+      </w:pPr>
+      <w:r>
+        <w:t>-- Remove the old tables (Lesson 4.4). contacts_cpp goes first, because in</w:t>
+      </w:r>
+    </w:p>
+    <w:p>
+      <w:pPr>
+        <w:pStyle w:val="SourceCode"/>
+      </w:pPr>
+      <w:r>
+        <w:t>-- Lessons 4.11 to 4.14 it pointed at contact_groups_cpp; Chapter 5 has no</w:t>
+      </w:r>
+    </w:p>
+    <w:p>
+      <w:pPr>
+        <w:pStyle w:val="SourceCode"/>
+      </w:pPr>
+      <w:r>
+        <w:t>-- groups, so contact_groups_cpp goes too. IF EXISTS skips a missing table.</w:t>
+      </w:r>
+    </w:p>
+    <w:p>
+      <w:pPr>
+        <w:pStyle w:val="SourceCode"/>
+      </w:pPr>
+      <w:r>
+        <w:t>DROP TABLE IF EXISTS contacts_cpp;</w:t>
+      </w:r>
+    </w:p>
+    <w:p>
+      <w:pPr>
+        <w:pStyle w:val="SourceCode"/>
+      </w:pPr>
+      <w:r>
+        <w:t>DROP TABLE IF EXISTS contact_groups_cpp;</w:t>
+      </w:r>
+    </w:p>
+    <w:p>
+      <w:pPr>
+        <w:pStyle w:val="SourceCode"/>
+      </w:pPr>
+    </w:p>
+    <w:p>
+      <w:pPr>
+        <w:pStyle w:val="SourceCode"/>
+      </w:pPr>
+      <w:r>
+        <w:t>-- The Chapter 5 contacts table: Lesson 4.4's columns, plus Lesson 4.12's</w:t>
+      </w:r>
+    </w:p>
+    <w:p>
+      <w:pPr>
+        <w:pStyle w:val="SourceCode"/>
+      </w:pPr>
+      <w:r>
+        <w:t>-- index on name, because the contacts are listed in name order.</w:t>
+      </w:r>
+    </w:p>
+    <w:p>
+      <w:pPr>
+        <w:pStyle w:val="SourceCode"/>
+      </w:pPr>
+      <w:r>
+        <w:t>CREATE TABLE contacts_cpp (</w:t>
+      </w:r>
+    </w:p>
+    <w:p>
+      <w:pPr>
+        <w:pStyle w:val="SourceCode"/>
+      </w:pPr>
+      <w:r>
+        <w:t xml:space="preserve">    id    INT AUTO_INCREMENT PRIMARY KEY,</w:t>
+      </w:r>
+    </w:p>
+    <w:p>
+      <w:pPr>
+        <w:pStyle w:val="SourceCode"/>
+      </w:pPr>
+      <w:r>
+        <w:t xml:space="preserve">    name  VARCHAR(100) NOT NULL,</w:t>
+      </w:r>
+    </w:p>
+    <w:p>
+      <w:pPr>
+        <w:pStyle w:val="SourceCode"/>
+      </w:pPr>
+      <w:r>
+        <w:t xml:space="preserve">    email VARCHAR(254) NOT NULL UNIQUE,</w:t>
+      </w:r>
+    </w:p>
+    <w:p>
+      <w:pPr>
+        <w:pStyle w:val="SourceCode"/>
+      </w:pPr>
+      <w:r>
+        <w:t xml:space="preserve">    phone VARCHAR(20)  NULL,</w:t>
+      </w:r>
+    </w:p>
+    <w:p>
+      <w:pPr>
+        <w:pStyle w:val="SourceCode"/>
+      </w:pPr>
+      <w:r>
+        <w:t xml:space="preserve">    INDEX idx_contacts_cpp_name (name)</w:t>
+      </w:r>
+    </w:p>
+    <w:p>
+      <w:pPr>
+        <w:pStyle w:val="SourceCode"/>
+      </w:pPr>
+      <w:r>
+        <w:t>) CHARACTER SET utf8mb4;</w:t>
+      </w:r>
+    </w:p>
+    <w:p>
+      <w:pPr>
+        <w:pStyle w:val="SourceCode"/>
+      </w:pPr>
+    </w:p>
+    <w:p>
+      <w:pPr>
+        <w:pStyle w:val="SourceCode"/>
+      </w:pPr>
+      <w:r>
+        <w:t>-- Lesson 4.6's three contacts; the new table numbers them 1 to 3. Grace</w:t>
+      </w:r>
+    </w:p>
+    <w:p>
+      <w:pPr>
+        <w:pStyle w:val="SourceCode"/>
+      </w:pPr>
+      <w:r>
+        <w:t>-- Hopper's phone is NULL.</w:t>
+      </w:r>
+    </w:p>
+    <w:p>
+      <w:pPr>
+        <w:pStyle w:val="SourceCode"/>
+      </w:pPr>
+      <w:r>
+        <w:t>INSERT INTO contacts_cpp (name, email, phone)</w:t>
+      </w:r>
+    </w:p>
+    <w:p>
+      <w:pPr>
+        <w:pStyle w:val="SourceCode"/>
+      </w:pPr>
+      <w:r>
+        <w:t xml:space="preserve">    VALUES ('Ada Lovelace', 'ada@example.com', '555-0100');</w:t>
+      </w:r>
+    </w:p>
+    <w:p>
+      <w:pPr>
+        <w:pStyle w:val="SourceCode"/>
+      </w:pPr>
+      <w:r>
+        <w:t>INSERT INTO contacts_cpp (name, email, phone)</w:t>
+      </w:r>
+    </w:p>
+    <w:p>
+      <w:pPr>
+        <w:pStyle w:val="SourceCode"/>
+        <w:keepNext/>
+      </w:pPr>
+      <w:r>
+        <w:t xml:space="preserve">    VALUES ('Grace Hopper', 'grace@example.com', NULL);</w:t>
+      </w:r>
+    </w:p>
+    <w:p>
+      <w:pPr>
+        <w:pStyle w:val="SourceCode"/>
+        <w:keepNext/>
+      </w:pPr>
+      <w:r>
+        <w:t>INSERT INTO contacts_cpp (name, email, phone)</w:t>
+      </w:r>
+    </w:p>
+    <w:p>
+      <w:pPr>
+        <w:pStyle w:val="SourceCode"/>
+      </w:pPr>
+      <w:r>
+        <w:t xml:space="preserve">    VALUES ('Alan Turing', 'alan@example.com', '555-0102');</w:t>
+      </w:r>
+    </w:p>
+    <w:p>
+      <w:pPr>
+        <w:keepNext/>
+      </w:pPr>
+    </w:p>
+    <w:p>
+      <w:pPr>
+        <w:pStyle w:val="Heading3"/>
+      </w:pPr>
+      <w:r>
+        <w:t>sql/reset_contacts_csharp.sql</w:t>
+      </w:r>
+    </w:p>
+    <w:p>
+      <w:pPr>
+        <w:pStyle w:val="SourceCode"/>
+        <w:keepNext/>
+      </w:pPr>
+      <w:r>
+        <w:t>-- Lesson 5.6's known contacts for C#. This file resets the C# programs' own</w:t>
+      </w:r>
+    </w:p>
+    <w:p>
+      <w:pPr>
+        <w:pStyle w:val="SourceCode"/>
+        <w:keepNext/>
+      </w:pPr>
+      <w:r>
+        <w:t>-- table, contacts_csharp: it drops it, with any rows earlier lessons or</w:t>
+      </w:r>
+    </w:p>
+    <w:p>
+      <w:pPr>
+        <w:pStyle w:val="SourceCode"/>
+      </w:pPr>
+      <w:r>
+        <w:t>-- your own experiments left in it, and builds the Chapter 5 contacts table</w:t>
+      </w:r>
+    </w:p>
+    <w:p>
+      <w:pPr>
+        <w:pStyle w:val="SourceCode"/>
+      </w:pPr>
+      <w:r>
+        <w:t>-- again with three known rows.</w:t>
+      </w:r>
+    </w:p>
+    <w:p>
+      <w:pPr>
+        <w:pStyle w:val="SourceCode"/>
+      </w:pPr>
+    </w:p>
+    <w:p>
+      <w:pPr>
+        <w:pStyle w:val="SourceCode"/>
+      </w:pPr>
+      <w:r>
+        <w:t>-- Remove the old tables (Lesson 4.4). contacts_csharp goes first, because</w:t>
+      </w:r>
+    </w:p>
+    <w:p>
+      <w:pPr>
+        <w:pStyle w:val="SourceCode"/>
+      </w:pPr>
+      <w:r>
+        <w:t>-- in Lessons 4.11 to 4.14 it pointed at contact_groups_csharp; Chapter 5</w:t>
+      </w:r>
+    </w:p>
+    <w:p>
+      <w:pPr>
+        <w:pStyle w:val="SourceCode"/>
+      </w:pPr>
+      <w:r>
+        <w:t>-- has no groups, so contact_groups_csharp goes too. IF EXISTS skips a</w:t>
+      </w:r>
+    </w:p>
+    <w:p>
+      <w:pPr>
+        <w:pStyle w:val="SourceCode"/>
+      </w:pPr>
+      <w:r>
+        <w:t>-- missing table.</w:t>
+      </w:r>
+    </w:p>
+    <w:p>
+      <w:pPr>
+        <w:pStyle w:val="SourceCode"/>
+      </w:pPr>
+      <w:r>
+        <w:t>DROP TABLE IF EXISTS contacts_csharp;</w:t>
+      </w:r>
+    </w:p>
+    <w:p>
+      <w:pPr>
+        <w:pStyle w:val="SourceCode"/>
+      </w:pPr>
+      <w:r>
+        <w:t>DROP TABLE IF EXISTS contact_groups_csharp;</w:t>
+      </w:r>
+    </w:p>
+    <w:p>
+      <w:pPr>
+        <w:pStyle w:val="SourceCode"/>
+      </w:pPr>
+    </w:p>
+    <w:p>
+      <w:pPr>
+        <w:pStyle w:val="SourceCode"/>
+      </w:pPr>
+      <w:r>
+        <w:t>-- The Chapter 5 contacts table: Lesson 4.4's columns, plus Lesson 4.12's</w:t>
+      </w:r>
+    </w:p>
+    <w:p>
+      <w:pPr>
+        <w:pStyle w:val="SourceCode"/>
+      </w:pPr>
+      <w:r>
+        <w:t>-- index on name, because the contacts are listed in name order.</w:t>
+      </w:r>
+    </w:p>
+    <w:p>
+      <w:pPr>
+        <w:pStyle w:val="SourceCode"/>
+      </w:pPr>
+      <w:r>
+        <w:t>CREATE TABLE contacts_csharp (</w:t>
+      </w:r>
+    </w:p>
+    <w:p>
+      <w:pPr>
+        <w:pStyle w:val="SourceCode"/>
+      </w:pPr>
+      <w:r>
+        <w:t xml:space="preserve">    id    INT AUTO_INCREMENT PRIMARY KEY,</w:t>
+      </w:r>
+    </w:p>
+    <w:p>
+      <w:pPr>
+        <w:pStyle w:val="SourceCode"/>
+      </w:pPr>
+      <w:r>
+        <w:t xml:space="preserve">    name  VARCHAR(100) NOT NULL,</w:t>
+      </w:r>
+    </w:p>
+    <w:p>
+      <w:pPr>
+        <w:pStyle w:val="SourceCode"/>
+      </w:pPr>
+      <w:r>
+        <w:t xml:space="preserve">    email VARCHAR(254) NOT NULL UNIQUE,</w:t>
+      </w:r>
+    </w:p>
+    <w:p>
+      <w:pPr>
+        <w:pStyle w:val="SourceCode"/>
+      </w:pPr>
+      <w:r>
+        <w:t xml:space="preserve">    phone VARCHAR(20)  NULL,</w:t>
+      </w:r>
+    </w:p>
+    <w:p>
+      <w:pPr>
+        <w:pStyle w:val="SourceCode"/>
+      </w:pPr>
+      <w:r>
+        <w:t xml:space="preserve">    INDEX idx_contacts_csharp_name (name)</w:t>
+      </w:r>
+    </w:p>
+    <w:p>
+      <w:pPr>
+        <w:pStyle w:val="SourceCode"/>
+      </w:pPr>
+      <w:r>
+        <w:t>) CHARACTER SET utf8mb4;</w:t>
+      </w:r>
+    </w:p>
+    <w:p>
+      <w:pPr>
+        <w:pStyle w:val="SourceCode"/>
+      </w:pPr>
+    </w:p>
+    <w:p>
+      <w:pPr>
+        <w:pStyle w:val="SourceCode"/>
+      </w:pPr>
+      <w:r>
+        <w:t>-- Lesson 4.6's three contacts; the new table numbers them 1 to 3. Grace</w:t>
+      </w:r>
+    </w:p>
+    <w:p>
+      <w:pPr>
+        <w:pStyle w:val="SourceCode"/>
+      </w:pPr>
+      <w:r>
+        <w:t>-- Hopper's phone is NULL.</w:t>
+      </w:r>
+    </w:p>
+    <w:p>
+      <w:pPr>
+        <w:pStyle w:val="SourceCode"/>
+      </w:pPr>
+      <w:r>
+        <w:t>INSERT INTO contacts_csharp (name, email, phone)</w:t>
+      </w:r>
+    </w:p>
+    <w:p>
+      <w:pPr>
+        <w:pStyle w:val="SourceCode"/>
+      </w:pPr>
+      <w:r>
+        <w:t xml:space="preserve">    VALUES ('Ada Lovelace', 'ada@example.com', '555-0100');</w:t>
+      </w:r>
+    </w:p>
+    <w:p>
+      <w:pPr>
+        <w:pStyle w:val="SourceCode"/>
+      </w:pPr>
+      <w:r>
+        <w:t>INSERT INTO contacts_csharp (name, email, phone)</w:t>
+      </w:r>
+    </w:p>
+    <w:p>
+      <w:pPr>
+        <w:pStyle w:val="SourceCode"/>
+        <w:keepNext/>
+      </w:pPr>
+      <w:r>
+        <w:t xml:space="preserve">    VALUES ('Grace Hopper', 'grace@example.com', NULL);</w:t>
+      </w:r>
+    </w:p>
+    <w:p>
+      <w:pPr>
+        <w:pStyle w:val="SourceCode"/>
+        <w:keepNext/>
+      </w:pPr>
+      <w:r>
+        <w:t>INSERT INTO contacts_csharp (name, email, phone)</w:t>
+      </w:r>
+    </w:p>
+    <w:p>
+      <w:pPr>
+        <w:pStyle w:val="SourceCode"/>
+      </w:pPr>
+      <w:r>
+        <w:t xml:space="preserve">    VALUES ('Alan Turing', 'alan@example.com', '555-0102');</w:t>
+      </w:r>
+    </w:p>
+    <w:p>
+      <w:pPr>
+        <w:keepNext/>
+      </w:pPr>
+    </w:p>
+    <w:p>
+      <w:pPr>
+        <w:pStyle w:val="Heading3"/>
+      </w:pPr>
+      <w:r>
+        <w:t>sql/reset_contacts_go.sql</w:t>
+      </w:r>
+    </w:p>
+    <w:p>
+      <w:pPr>
+        <w:pStyle w:val="SourceCode"/>
+        <w:keepNext/>
+      </w:pPr>
+      <w:r>
+        <w:t>-- Lesson 5.6's known contacts for Go. This file resets the Go programs' own</w:t>
+      </w:r>
+    </w:p>
+    <w:p>
+      <w:pPr>
+        <w:pStyle w:val="SourceCode"/>
+        <w:keepNext/>
+      </w:pPr>
+      <w:r>
+        <w:t>-- table, contacts_go: it drops it, with any rows earlier lessons or your</w:t>
+      </w:r>
+    </w:p>
+    <w:p>
+      <w:pPr>
+        <w:pStyle w:val="SourceCode"/>
+      </w:pPr>
+      <w:r>
+        <w:t>-- own experiments left in it, and builds the Chapter 5 contacts table again</w:t>
+      </w:r>
+    </w:p>
+    <w:p>
+      <w:pPr>
+        <w:pStyle w:val="SourceCode"/>
+      </w:pPr>
+      <w:r>
+        <w:t>-- with three known rows.</w:t>
+      </w:r>
+    </w:p>
+    <w:p>
+      <w:pPr>
+        <w:pStyle w:val="SourceCode"/>
+      </w:pPr>
+    </w:p>
+    <w:p>
+      <w:pPr>
+        <w:pStyle w:val="SourceCode"/>
+      </w:pPr>
+      <w:r>
+        <w:t>-- Remove the old tables (Lesson 4.4). contacts_go goes first, because in</w:t>
+      </w:r>
+    </w:p>
+    <w:p>
+      <w:pPr>
+        <w:pStyle w:val="SourceCode"/>
+      </w:pPr>
+      <w:r>
+        <w:t>-- Lessons 4.11 to 4.14 it pointed at contact_groups_go; Chapter 5 has no</w:t>
+      </w:r>
+    </w:p>
+    <w:p>
+      <w:pPr>
+        <w:pStyle w:val="SourceCode"/>
+      </w:pPr>
+      <w:r>
+        <w:t>-- groups, so contact_groups_go goes too. IF EXISTS skips a missing table.</w:t>
+      </w:r>
+    </w:p>
+    <w:p>
+      <w:pPr>
+        <w:pStyle w:val="SourceCode"/>
+      </w:pPr>
+      <w:r>
+        <w:t>DROP TABLE IF EXISTS contacts_go;</w:t>
+      </w:r>
+    </w:p>
+    <w:p>
+      <w:pPr>
+        <w:pStyle w:val="SourceCode"/>
+      </w:pPr>
+      <w:r>
+        <w:t>DROP TABLE IF EXISTS contact_groups_go;</w:t>
+      </w:r>
+    </w:p>
+    <w:p>
+      <w:pPr>
+        <w:pStyle w:val="SourceCode"/>
+      </w:pPr>
+    </w:p>
+    <w:p>
+      <w:pPr>
+        <w:pStyle w:val="SourceCode"/>
+      </w:pPr>
+      <w:r>
+        <w:t>-- The Chapter 5 contacts table: Lesson 4.4's columns, plus Lesson 4.12's</w:t>
+      </w:r>
+    </w:p>
+    <w:p>
+      <w:pPr>
+        <w:pStyle w:val="SourceCode"/>
+      </w:pPr>
+      <w:r>
+        <w:t>-- index on name, because the contacts are listed in name order.</w:t>
+      </w:r>
+    </w:p>
+    <w:p>
+      <w:pPr>
+        <w:pStyle w:val="SourceCode"/>
+      </w:pPr>
+      <w:r>
+        <w:t>CREATE TABLE contacts_go (</w:t>
+      </w:r>
+    </w:p>
+    <w:p>
+      <w:pPr>
+        <w:pStyle w:val="SourceCode"/>
+      </w:pPr>
+      <w:r>
+        <w:t xml:space="preserve">    id    INT AUTO_INCREMENT PRIMARY KEY,</w:t>
+      </w:r>
+    </w:p>
+    <w:p>
+      <w:pPr>
+        <w:pStyle w:val="SourceCode"/>
+      </w:pPr>
+      <w:r>
+        <w:t xml:space="preserve">    name  VARCHAR(100) NOT NULL,</w:t>
+      </w:r>
+    </w:p>
+    <w:p>
+      <w:pPr>
+        <w:pStyle w:val="SourceCode"/>
+      </w:pPr>
+      <w:r>
+        <w:t xml:space="preserve">    email VARCHAR(254) NOT NULL UNIQUE,</w:t>
+      </w:r>
+    </w:p>
+    <w:p>
+      <w:pPr>
+        <w:pStyle w:val="SourceCode"/>
+      </w:pPr>
+      <w:r>
+        <w:t xml:space="preserve">    phone VARCHAR(20)  NULL,</w:t>
+      </w:r>
+    </w:p>
+    <w:p>
+      <w:pPr>
+        <w:pStyle w:val="SourceCode"/>
+      </w:pPr>
+      <w:r>
+        <w:t xml:space="preserve">    INDEX idx_contacts_go_name (name)</w:t>
+      </w:r>
+    </w:p>
+    <w:p>
+      <w:pPr>
+        <w:pStyle w:val="SourceCode"/>
+      </w:pPr>
+      <w:r>
+        <w:t>) CHARACTER SET utf8mb4;</w:t>
+      </w:r>
+    </w:p>
+    <w:p>
+      <w:pPr>
+        <w:pStyle w:val="SourceCode"/>
+      </w:pPr>
+    </w:p>
+    <w:p>
+      <w:pPr>
+        <w:pStyle w:val="SourceCode"/>
+      </w:pPr>
+      <w:r>
+        <w:t>-- Lesson 4.6's three contacts; the new table numbers them 1 to 3. Grace</w:t>
+      </w:r>
+    </w:p>
+    <w:p>
+      <w:pPr>
+        <w:pStyle w:val="SourceCode"/>
+      </w:pPr>
+      <w:r>
+        <w:t>-- Hopper's phone is NULL.</w:t>
+      </w:r>
+    </w:p>
+    <w:p>
+      <w:pPr>
+        <w:pStyle w:val="SourceCode"/>
+      </w:pPr>
+      <w:r>
+        <w:t>INSERT INTO contacts_go (name, email, phone)</w:t>
+      </w:r>
+    </w:p>
+    <w:p>
+      <w:pPr>
+        <w:pStyle w:val="SourceCode"/>
+      </w:pPr>
+      <w:r>
+        <w:t xml:space="preserve">    VALUES ('Ada Lovelace', 'ada@example.com', '555-0100');</w:t>
+      </w:r>
+    </w:p>
+    <w:p>
+      <w:pPr>
+        <w:pStyle w:val="SourceCode"/>
+      </w:pPr>
+      <w:r>
+        <w:t>INSERT INTO contacts_go (name, email, phone)</w:t>
+      </w:r>
+    </w:p>
+    <w:p>
+      <w:pPr>
+        <w:pStyle w:val="SourceCode"/>
+        <w:keepNext/>
+      </w:pPr>
+      <w:r>
+        <w:t xml:space="preserve">    VALUES ('Grace Hopper', 'grace@example.com', NULL);</w:t>
+      </w:r>
+    </w:p>
+    <w:p>
+      <w:pPr>
+        <w:pStyle w:val="SourceCode"/>
+        <w:keepNext/>
+      </w:pPr>
+      <w:r>
+        <w:t>INSERT INTO contacts_go (name, email, phone)</w:t>
+      </w:r>
+    </w:p>
+    <w:p>
+      <w:pPr>
+        <w:pStyle w:val="SourceCode"/>
+      </w:pPr>
+      <w:r>
+        <w:t xml:space="preserve">    VALUES ('Alan Turing', 'alan@example.com', '555-0102');</w:t>
+      </w:r>
+    </w:p>
+    <w:p>
+      <w:pPr>
+        <w:keepNext/>
+      </w:pPr>
+    </w:p>
+    <w:p>
+      <w:pPr>
+        <w:pStyle w:val="Heading3"/>
+      </w:pPr>
+      <w:r>
+        <w:t>sql/reset_contacts_python.sql</w:t>
+      </w:r>
+    </w:p>
+    <w:p>
+      <w:pPr>
+        <w:pStyle w:val="SourceCode"/>
+        <w:keepNext/>
+      </w:pPr>
+      <w:r>
+        <w:t>-- Lesson 5.6's known contacts for Python. This file resets the Python</w:t>
+      </w:r>
+    </w:p>
+    <w:p>
+      <w:pPr>
+        <w:pStyle w:val="SourceCode"/>
+        <w:keepNext/>
+      </w:pPr>
+      <w:r>
+        <w:t>-- programs' own table, contacts_python: it drops it, with any rows earlier</w:t>
+      </w:r>
+    </w:p>
+    <w:p>
+      <w:pPr>
+        <w:pStyle w:val="SourceCode"/>
+      </w:pPr>
+      <w:r>
+        <w:t>-- lessons or your own experiments left in it, and builds the Chapter 5</w:t>
+      </w:r>
+    </w:p>
+    <w:p>
+      <w:pPr>
+        <w:pStyle w:val="SourceCode"/>
+      </w:pPr>
+      <w:r>
+        <w:t>-- contacts table again with three known rows.</w:t>
+      </w:r>
+    </w:p>
+    <w:p>
+      <w:pPr>
+        <w:pStyle w:val="SourceCode"/>
+      </w:pPr>
+    </w:p>
+    <w:p>
+      <w:pPr>
+        <w:pStyle w:val="SourceCode"/>
+      </w:pPr>
+      <w:r>
+        <w:t>-- Remove the old tables (Lesson 4.4). contacts_python goes first, because</w:t>
+      </w:r>
+    </w:p>
+    <w:p>
+      <w:pPr>
+        <w:pStyle w:val="SourceCode"/>
+      </w:pPr>
+      <w:r>
+        <w:t>-- in Lessons 4.11 to 4.14 it pointed at contact_groups_python; Chapter 5</w:t>
+      </w:r>
+    </w:p>
+    <w:p>
+      <w:pPr>
+        <w:pStyle w:val="SourceCode"/>
+      </w:pPr>
+      <w:r>
+        <w:t>-- has no groups, so contact_groups_python goes too. IF EXISTS skips a</w:t>
+      </w:r>
+    </w:p>
+    <w:p>
+      <w:pPr>
+        <w:pStyle w:val="SourceCode"/>
+      </w:pPr>
+      <w:r>
+        <w:t>-- missing table.</w:t>
+      </w:r>
+    </w:p>
+    <w:p>
+      <w:pPr>
+        <w:pStyle w:val="SourceCode"/>
+      </w:pPr>
+      <w:r>
+        <w:t>DROP TABLE IF EXISTS contacts_python;</w:t>
+      </w:r>
+    </w:p>
+    <w:p>
+      <w:pPr>
+        <w:pStyle w:val="SourceCode"/>
+      </w:pPr>
+      <w:r>
+        <w:t>DROP TABLE IF EXISTS contact_groups_python;</w:t>
+      </w:r>
+    </w:p>
+    <w:p>
+      <w:pPr>
+        <w:pStyle w:val="SourceCode"/>
+      </w:pPr>
+    </w:p>
+    <w:p>
+      <w:pPr>
+        <w:pStyle w:val="SourceCode"/>
+      </w:pPr>
+      <w:r>
+        <w:t>-- The Chapter 5 contacts table: Lesson 4.4's columns, plus Lesson 4.12's</w:t>
+      </w:r>
+    </w:p>
+    <w:p>
+      <w:pPr>
+        <w:pStyle w:val="SourceCode"/>
+      </w:pPr>
+      <w:r>
+        <w:t>-- index on name, because the contacts are listed in name order.</w:t>
+      </w:r>
+    </w:p>
+    <w:p>
+      <w:pPr>
+        <w:pStyle w:val="SourceCode"/>
+      </w:pPr>
+      <w:r>
+        <w:t>CREATE TABLE contacts_python (</w:t>
+      </w:r>
+    </w:p>
+    <w:p>
+      <w:pPr>
+        <w:pStyle w:val="SourceCode"/>
+      </w:pPr>
+      <w:r>
+        <w:t xml:space="preserve">    id    INT AUTO_INCREMENT PRIMARY KEY,</w:t>
+      </w:r>
+    </w:p>
+    <w:p>
+      <w:pPr>
+        <w:pStyle w:val="SourceCode"/>
+      </w:pPr>
+      <w:r>
+        <w:t xml:space="preserve">    name  VARCHAR(100) NOT NULL,</w:t>
+      </w:r>
+    </w:p>
+    <w:p>
+      <w:pPr>
+        <w:pStyle w:val="SourceCode"/>
+      </w:pPr>
+      <w:r>
+        <w:t xml:space="preserve">    email VARCHAR(254) NOT NULL UNIQUE,</w:t>
+      </w:r>
+    </w:p>
+    <w:p>
+      <w:pPr>
+        <w:pStyle w:val="SourceCode"/>
+      </w:pPr>
+      <w:r>
+        <w:t xml:space="preserve">    phone VARCHAR(20)  NULL,</w:t>
+      </w:r>
+    </w:p>
+    <w:p>
+      <w:pPr>
+        <w:pStyle w:val="SourceCode"/>
+      </w:pPr>
+      <w:r>
+        <w:t xml:space="preserve">    INDEX idx_contacts_python_name (name)</w:t>
+      </w:r>
+    </w:p>
+    <w:p>
+      <w:pPr>
+        <w:pStyle w:val="SourceCode"/>
+      </w:pPr>
+      <w:r>
+        <w:t>) CHARACTER SET utf8mb4;</w:t>
+      </w:r>
+    </w:p>
+    <w:p>
+      <w:pPr>
+        <w:pStyle w:val="SourceCode"/>
+      </w:pPr>
+    </w:p>
+    <w:p>
+      <w:pPr>
+        <w:pStyle w:val="SourceCode"/>
+      </w:pPr>
+      <w:r>
+        <w:t>-- Lesson 4.6's three contacts; the new table numbers them 1 to 3. Grace</w:t>
+      </w:r>
+    </w:p>
+    <w:p>
+      <w:pPr>
+        <w:pStyle w:val="SourceCode"/>
+      </w:pPr>
+      <w:r>
+        <w:t>-- Hopper's phone is NULL.</w:t>
+      </w:r>
+    </w:p>
+    <w:p>
+      <w:pPr>
+        <w:pStyle w:val="SourceCode"/>
+      </w:pPr>
+      <w:r>
+        <w:t>INSERT INTO contacts_python (name, email, phone)</w:t>
+      </w:r>
+    </w:p>
+    <w:p>
+      <w:pPr>
+        <w:pStyle w:val="SourceCode"/>
+      </w:pPr>
+      <w:r>
+        <w:t xml:space="preserve">    VALUES ('Ada Lovelace', 'ada@example.com', '555-0100');</w:t>
+      </w:r>
+    </w:p>
+    <w:p>
+      <w:pPr>
+        <w:pStyle w:val="SourceCode"/>
+      </w:pPr>
+      <w:r>
+        <w:t>INSERT INTO contacts_python (name, email, phone)</w:t>
+      </w:r>
+    </w:p>
+    <w:p>
+      <w:pPr>
+        <w:pStyle w:val="SourceCode"/>
+        <w:keepNext/>
+      </w:pPr>
+      <w:r>
+        <w:t xml:space="preserve">    VALUES ('Grace Hopper', 'grace@example.com', NULL);</w:t>
+      </w:r>
+    </w:p>
+    <w:p>
+      <w:pPr>
+        <w:pStyle w:val="SourceCode"/>
+        <w:keepNext/>
+      </w:pPr>
+      <w:r>
+        <w:t>INSERT INTO contacts_python (name, email, phone)</w:t>
+      </w:r>
+    </w:p>
+    <w:p>
+      <w:pPr>
+        <w:pStyle w:val="SourceCode"/>
+      </w:pPr>
+      <w:r>
+        <w:t xml:space="preserve">    VALUES ('Alan Turing', 'alan@example.com', '555-0102');</w:t>
+      </w:r>
+    </w:p>
+    <w:p>
+      <w:pPr>
+        <w:keepNext/>
+      </w:pPr>
+    </w:p>
+    <w:p>
+      <w:pPr>
+        <w:pStyle w:val="Heading3"/>
+      </w:pPr>
+      <w:r>
+        <w:t>sql/reset_contacts_typescript.sql</w:t>
+      </w:r>
+    </w:p>
+    <w:p>
+      <w:pPr>
+        <w:pStyle w:val="SourceCode"/>
+        <w:keepNext/>
+      </w:pPr>
+      <w:r>
+        <w:t>-- Lesson 5.6's known contacts for TypeScript. This file resets the</w:t>
+      </w:r>
+    </w:p>
+    <w:p>
+      <w:pPr>
+        <w:pStyle w:val="SourceCode"/>
+        <w:keepNext/>
+      </w:pPr>
+      <w:r>
+        <w:t>-- TypeScript programs' own table, contacts_typescript: it drops it, with</w:t>
+      </w:r>
+    </w:p>
+    <w:p>
+      <w:pPr>
+        <w:pStyle w:val="SourceCode"/>
+      </w:pPr>
+      <w:r>
+        <w:t>-- any rows earlier lessons or your own experiments left in it, and builds</w:t>
+      </w:r>
+    </w:p>
+    <w:p>
+      <w:pPr>
+        <w:pStyle w:val="SourceCode"/>
+      </w:pPr>
+      <w:r>
+        <w:t>-- the Chapter 5 contacts table again with three known rows.</w:t>
+      </w:r>
+    </w:p>
+    <w:p>
+      <w:pPr>
+        <w:pStyle w:val="SourceCode"/>
+      </w:pPr>
+    </w:p>
+    <w:p>
+      <w:pPr>
+        <w:pStyle w:val="SourceCode"/>
+      </w:pPr>
+      <w:r>
+        <w:t>-- Remove the old tables (Lesson 4.4). contacts_typescript goes first,</w:t>
+      </w:r>
+    </w:p>
+    <w:p>
+      <w:pPr>
+        <w:pStyle w:val="SourceCode"/>
+      </w:pPr>
+      <w:r>
+        <w:t>-- because in Lessons 4.11 to 4.14 it pointed at contact_groups_typescript;</w:t>
+      </w:r>
+    </w:p>
+    <w:p>
+      <w:pPr>
+        <w:pStyle w:val="SourceCode"/>
+      </w:pPr>
+      <w:r>
+        <w:t>-- Chapter 5 has no groups, so contact_groups_typescript goes too. IF EXISTS</w:t>
+      </w:r>
+    </w:p>
+    <w:p>
+      <w:pPr>
+        <w:pStyle w:val="SourceCode"/>
+      </w:pPr>
+      <w:r>
+        <w:t>-- skips a missing table.</w:t>
+      </w:r>
+    </w:p>
+    <w:p>
+      <w:pPr>
+        <w:pStyle w:val="SourceCode"/>
+      </w:pPr>
+      <w:r>
+        <w:t>DROP TABLE IF EXISTS contacts_typescript;</w:t>
+      </w:r>
+    </w:p>
+    <w:p>
+      <w:pPr>
+        <w:pStyle w:val="SourceCode"/>
+      </w:pPr>
+      <w:r>
+        <w:t>DROP TABLE IF EXISTS contact_groups_typescript;</w:t>
+      </w:r>
+    </w:p>
+    <w:p>
+      <w:pPr>
+        <w:pStyle w:val="SourceCode"/>
+      </w:pPr>
+    </w:p>
+    <w:p>
+      <w:pPr>
+        <w:pStyle w:val="SourceCode"/>
+      </w:pPr>
+      <w:r>
+        <w:t>-- The Chapter 5 contacts table: Lesson 4.4's columns, plus Lesson 4.12's</w:t>
+      </w:r>
+    </w:p>
+    <w:p>
+      <w:pPr>
+        <w:pStyle w:val="SourceCode"/>
+      </w:pPr>
+      <w:r>
+        <w:t>-- index on name, because the contacts are listed in name order.</w:t>
+      </w:r>
+    </w:p>
+    <w:p>
+      <w:pPr>
+        <w:pStyle w:val="SourceCode"/>
+      </w:pPr>
+      <w:r>
+        <w:t>CREATE TABLE contacts_typescript (</w:t>
+      </w:r>
+    </w:p>
+    <w:p>
+      <w:pPr>
+        <w:pStyle w:val="SourceCode"/>
+      </w:pPr>
+      <w:r>
+        <w:t xml:space="preserve">    id    INT AUTO_INCREMENT PRIMARY KEY,</w:t>
+      </w:r>
+    </w:p>
+    <w:p>
+      <w:pPr>
+        <w:pStyle w:val="SourceCode"/>
+      </w:pPr>
+      <w:r>
+        <w:t xml:space="preserve">    name  VARCHAR(100) NOT NULL,</w:t>
+      </w:r>
+    </w:p>
+    <w:p>
+      <w:pPr>
+        <w:pStyle w:val="SourceCode"/>
+      </w:pPr>
+      <w:r>
+        <w:t xml:space="preserve">    email VARCHAR(254) NOT NULL UNIQUE,</w:t>
+      </w:r>
+    </w:p>
+    <w:p>
+      <w:pPr>
+        <w:pStyle w:val="SourceCode"/>
+      </w:pPr>
+      <w:r>
+        <w:t xml:space="preserve">    phone VARCHAR(20)  NULL,</w:t>
+      </w:r>
+    </w:p>
+    <w:p>
+      <w:pPr>
+        <w:pStyle w:val="SourceCode"/>
+      </w:pPr>
+      <w:r>
+        <w:t xml:space="preserve">    INDEX idx_contacts_typescript_name (name)</w:t>
+      </w:r>
+    </w:p>
+    <w:p>
+      <w:pPr>
+        <w:pStyle w:val="SourceCode"/>
+      </w:pPr>
+      <w:r>
+        <w:t>) CHARACTER SET utf8mb4;</w:t>
+      </w:r>
+    </w:p>
+    <w:p>
+      <w:pPr>
+        <w:pStyle w:val="SourceCode"/>
+      </w:pPr>
+    </w:p>
+    <w:p>
+      <w:pPr>
+        <w:pStyle w:val="SourceCode"/>
+      </w:pPr>
+      <w:r>
+        <w:t>-- Lesson 4.6's three contacts; the new table numbers them 1 to 3. Grace</w:t>
+      </w:r>
+    </w:p>
+    <w:p>
+      <w:pPr>
+        <w:pStyle w:val="SourceCode"/>
+      </w:pPr>
+      <w:r>
+        <w:t>-- Hopper's phone is NULL.</w:t>
+      </w:r>
+    </w:p>
+    <w:p>
+      <w:pPr>
+        <w:pStyle w:val="SourceCode"/>
+      </w:pPr>
+      <w:r>
+        <w:t>INSERT INTO contacts_typescript (name, email, phone)</w:t>
+      </w:r>
+    </w:p>
+    <w:p>
+      <w:pPr>
+        <w:pStyle w:val="SourceCode"/>
+      </w:pPr>
+      <w:r>
+        <w:t xml:space="preserve">    VALUES ('Ada Lovelace', 'ada@example.com', '555-0100');</w:t>
+      </w:r>
+    </w:p>
+    <w:p>
+      <w:pPr>
+        <w:pStyle w:val="SourceCode"/>
+      </w:pPr>
+      <w:r>
+        <w:t>INSERT INTO contacts_typescript (name, email, phone)</w:t>
+      </w:r>
+    </w:p>
+    <w:p>
+      <w:pPr>
+        <w:pStyle w:val="SourceCode"/>
+        <w:keepNext/>
+      </w:pPr>
+      <w:r>
+        <w:t xml:space="preserve">    VALUES ('Grace Hopper', 'grace@example.com', NULL);</w:t>
+      </w:r>
+    </w:p>
+    <w:p>
+      <w:pPr>
+        <w:pStyle w:val="SourceCode"/>
+        <w:keepNext/>
+      </w:pPr>
+      <w:r>
+        <w:t>INSERT INTO contacts_typescript (name, email, phone)</w:t>
+      </w:r>
+    </w:p>
+    <w:p>
+      <w:pPr>
+        <w:pStyle w:val="SourceCode"/>
+      </w:pPr>
+      <w:r>
+        <w:t xml:space="preserve">    VALUES ('Alan Turing', 'alan@example.com', '555-0102');</w:t>
+      </w:r>
+    </w:p>
+    <w:p>
+      <w:pPr>
+        <w:keepNext/>
+      </w:pPr>
+    </w:p>
+    <w:p>
+      <w:r>
+        <w:t>Remember, the first client command creates spa_contacts if it is missing; the next six run the files, one per language, with the client's own source command, which needs --commands on Windows (on Linux or macOS, &lt; sends the file instead); and the last shows the C programs' table, contacts_c; put your language's table in its place to see that one. MYSQL_PWD lasts only until the block's last line, -D names the database, and -t prints the answer as a table.</w:t>
+      </w:r>
+    </w:p>
+    <w:p>
+      <w:pPr>
+        <w:keepNext/>
+      </w:pPr>
+    </w:p>
+    <w:p>
+      <w:pPr>
+        <w:pStyle w:val="Heading3"/>
+      </w:pPr>
+      <w:r>
         <w:t>Windows PowerShell Data Reset</w:t>
       </w:r>
     </w:p>
@@ -2641,7 +3905,6 @@
     <w:p>
       <w:pPr>
         <w:pStyle w:val="CommandBlock"/>
-        <w:keepNext/>
       </w:pPr>
       <w:r>
         <w:t>&amp; $mysql -u devuser -h 127.0.0.1 -P 3306 `</w:t>
@@ -2650,7 +3913,6 @@
     <w:p>
       <w:pPr>
         <w:pStyle w:val="CommandBlock"/>
-        <w:keepNext/>
       </w:pPr>
       <w:r>
         <w:t xml:space="preserve">    -e "CREATE DATABASE IF NOT EXISTS spa_contacts"</w:t>
@@ -2659,7 +3921,6 @@
     <w:p>
       <w:pPr>
         <w:pStyle w:val="CommandBlock"/>
-        <w:keepNext/>
       </w:pPr>
       <w:r>
         <w:t>&amp; $mysql -u devuser -h 127.0.0.1 -P 3306 -D spa_contacts --commands `</w:t>
@@ -2668,15 +3929,94 @@
     <w:p>
       <w:pPr>
         <w:pStyle w:val="CommandBlock"/>
-        <w:keepNext/>
-      </w:pPr>
-      <w:r>
-        <w:t xml:space="preserve">    -e "source ./sql/reset_contacts.sql"</w:t>
+      </w:pPr>
+      <w:r>
+        <w:t xml:space="preserve">    -e "source ./sql/reset_contacts_c.sql"</w:t>
       </w:r>
     </w:p>
     <w:p>
       <w:pPr>
         <w:pStyle w:val="CommandBlock"/>
+      </w:pPr>
+      <w:r>
+        <w:t>&amp; $mysql -u devuser -h 127.0.0.1 -P 3306 -D spa_contacts --commands `</w:t>
+      </w:r>
+    </w:p>
+    <w:p>
+      <w:pPr>
+        <w:pStyle w:val="CommandBlock"/>
+      </w:pPr>
+      <w:r>
+        <w:t xml:space="preserve">    -e "source ./sql/reset_contacts_cpp.sql"</w:t>
+      </w:r>
+    </w:p>
+    <w:p>
+      <w:pPr>
+        <w:pStyle w:val="CommandBlock"/>
+      </w:pPr>
+      <w:r>
+        <w:t>&amp; $mysql -u devuser -h 127.0.0.1 -P 3306 -D spa_contacts --commands `</w:t>
+      </w:r>
+    </w:p>
+    <w:p>
+      <w:pPr>
+        <w:pStyle w:val="CommandBlock"/>
+      </w:pPr>
+      <w:r>
+        <w:t xml:space="preserve">    -e "source ./sql/reset_contacts_csharp.sql"</w:t>
+      </w:r>
+    </w:p>
+    <w:p>
+      <w:pPr>
+        <w:pStyle w:val="CommandBlock"/>
+      </w:pPr>
+      <w:r>
+        <w:t>&amp; $mysql -u devuser -h 127.0.0.1 -P 3306 -D spa_contacts --commands `</w:t>
+      </w:r>
+    </w:p>
+    <w:p>
+      <w:pPr>
+        <w:pStyle w:val="CommandBlock"/>
+      </w:pPr>
+      <w:r>
+        <w:t xml:space="preserve">    -e "source ./sql/reset_contacts_go.sql"</w:t>
+      </w:r>
+    </w:p>
+    <w:p>
+      <w:pPr>
+        <w:pStyle w:val="CommandBlock"/>
+      </w:pPr>
+      <w:r>
+        <w:t>&amp; $mysql -u devuser -h 127.0.0.1 -P 3306 -D spa_contacts --commands `</w:t>
+      </w:r>
+    </w:p>
+    <w:p>
+      <w:pPr>
+        <w:pStyle w:val="CommandBlock"/>
+      </w:pPr>
+      <w:r>
+        <w:t xml:space="preserve">    -e "source ./sql/reset_contacts_python.sql"</w:t>
+      </w:r>
+    </w:p>
+    <w:p>
+      <w:pPr>
+        <w:pStyle w:val="CommandBlock"/>
+      </w:pPr>
+      <w:r>
+        <w:t>&amp; $mysql -u devuser -h 127.0.0.1 -P 3306 -D spa_contacts --commands `</w:t>
+      </w:r>
+    </w:p>
+    <w:p>
+      <w:pPr>
+        <w:pStyle w:val="CommandBlock"/>
+      </w:pPr>
+      <w:r>
+        <w:t xml:space="preserve">    -e "source ./sql/reset_contacts_typescript.sql"</w:t>
+      </w:r>
+    </w:p>
+    <w:p>
+      <w:pPr>
+        <w:pStyle w:val="CommandBlock"/>
         <w:keepNext/>
       </w:pPr>
       <w:r>
@@ -2689,7 +4029,7 @@
         <w:keepNext/>
       </w:pPr>
       <w:r>
-        <w:t xml:space="preserve">    -e "SELECT id, name, email, phone FROM contacts ORDER BY id"</w:t>
+        <w:t xml:space="preserve">    -e "SELECT id, name, email, phone FROM contacts_c ORDER BY id"</w:t>
       </w:r>
     </w:p>
     <w:p>
@@ -2734,7 +4074,6 @@
     <w:p>
       <w:pPr>
         <w:pStyle w:val="CommandBlock"/>
-        <w:keepNext/>
       </w:pPr>
       <w:r>
         <w:t xml:space="preserve">    -e "CREATE DATABASE IF NOT EXISTS spa_contacts"</w:t>
@@ -2743,15 +4082,102 @@
     <w:p>
       <w:pPr>
         <w:pStyle w:val="CommandBlock"/>
-        <w:keepNext/>
-      </w:pPr>
-      <w:r>
-        <w:t>mysql -u devuser -h 127.0.0.1 -P 3306 -D spa_contacts &lt; ./sql/reset_contacts.sql</w:t>
+      </w:pPr>
+      <w:r>
+        <w:t>mysql -u devuser -h 127.0.0.1 -P 3306 -D spa_contacts \</w:t>
       </w:r>
     </w:p>
     <w:p>
       <w:pPr>
         <w:pStyle w:val="CommandBlock"/>
+      </w:pPr>
+      <w:r>
+        <w:t xml:space="preserve">    &lt; ./sql/reset_contacts_c.sql</w:t>
+      </w:r>
+    </w:p>
+    <w:p>
+      <w:pPr>
+        <w:pStyle w:val="CommandBlock"/>
+      </w:pPr>
+      <w:r>
+        <w:t>mysql -u devuser -h 127.0.0.1 -P 3306 -D spa_contacts \</w:t>
+      </w:r>
+    </w:p>
+    <w:p>
+      <w:pPr>
+        <w:pStyle w:val="CommandBlock"/>
+      </w:pPr>
+      <w:r>
+        <w:t xml:space="preserve">    &lt; ./sql/reset_contacts_cpp.sql</w:t>
+      </w:r>
+    </w:p>
+    <w:p>
+      <w:pPr>
+        <w:pStyle w:val="CommandBlock"/>
+      </w:pPr>
+      <w:r>
+        <w:t>mysql -u devuser -h 127.0.0.1 -P 3306 -D spa_contacts \</w:t>
+      </w:r>
+    </w:p>
+    <w:p>
+      <w:pPr>
+        <w:pStyle w:val="CommandBlock"/>
+      </w:pPr>
+      <w:r>
+        <w:t xml:space="preserve">    &lt; ./sql/reset_contacts_csharp.sql</w:t>
+      </w:r>
+    </w:p>
+    <w:p>
+      <w:pPr>
+        <w:pStyle w:val="CommandBlock"/>
+      </w:pPr>
+      <w:r>
+        <w:t>mysql -u devuser -h 127.0.0.1 -P 3306 -D spa_contacts \</w:t>
+      </w:r>
+    </w:p>
+    <w:p>
+      <w:pPr>
+        <w:pStyle w:val="CommandBlock"/>
+      </w:pPr>
+      <w:r>
+        <w:t xml:space="preserve">    &lt; ./sql/reset_contacts_go.sql</w:t>
+      </w:r>
+    </w:p>
+    <w:p>
+      <w:pPr>
+        <w:pStyle w:val="CommandBlock"/>
+      </w:pPr>
+      <w:r>
+        <w:t>mysql -u devuser -h 127.0.0.1 -P 3306 -D spa_contacts \</w:t>
+      </w:r>
+    </w:p>
+    <w:p>
+      <w:pPr>
+        <w:pStyle w:val="CommandBlock"/>
+      </w:pPr>
+      <w:r>
+        <w:t xml:space="preserve">    &lt; ./sql/reset_contacts_python.sql</w:t>
+      </w:r>
+    </w:p>
+    <w:p>
+      <w:pPr>
+        <w:pStyle w:val="CommandBlock"/>
+      </w:pPr>
+      <w:r>
+        <w:t>mysql -u devuser -h 127.0.0.1 -P 3306 -D spa_contacts \</w:t>
+      </w:r>
+    </w:p>
+    <w:p>
+      <w:pPr>
+        <w:pStyle w:val="CommandBlock"/>
+      </w:pPr>
+      <w:r>
+        <w:t xml:space="preserve">    &lt; ./sql/reset_contacts_typescript.sql</w:t>
+      </w:r>
+    </w:p>
+    <w:p>
+      <w:pPr>
+        <w:pStyle w:val="CommandBlock"/>
         <w:keepNext/>
       </w:pPr>
       <w:r>
@@ -2764,7 +4190,7 @@
         <w:keepNext/>
       </w:pPr>
       <w:r>
-        <w:t xml:space="preserve">    -e "SELECT id, name, email, phone FROM contacts ORDER BY id"</w:t>
+        <w:t xml:space="preserve">    -e "SELECT id, name, email, phone FROM contacts_c ORDER BY id"</w:t>
       </w:r>
     </w:p>
     <w:p>
@@ -2785,7 +4211,7 @@
         <w:keepNext/>
       </w:pPr>
       <w:r>
-        <w:t>The first two commands print nothing. The query prints exactly this table:</w:t>
+        <w:t>The commands before the query print nothing. The query prints exactly this table; every language's table holds the same three rows:</w:t>
       </w:r>
     </w:p>
     <w:p>
@@ -2925,7 +4351,7 @@
         <w:pStyle w:val="ListBullet"/>
       </w:pPr>
       <w:r>
-        <w:t>Unknown database 'spa_contacts' (error 1049), or Table 'spa_contacts.contacts' doesn't exist (error 1146): the Data Reset has not run yet. Run it.</w:t>
+        <w:t>Unknown database 'spa_contacts' (error 1049), or Table 'spa_contacts.contacts_c' doesn't exist (error 1146), with your language's table in the name: the Data Reset has not run yet. Run it.</w:t>
       </w:r>
     </w:p>
     <w:p>
@@ -5871,7 +7297,7 @@
         <w:pStyle w:val="SourceCode"/>
       </w:pPr>
       <w:r>
-        <w:t xml:space="preserve">    "SELECT id, name, email, phone FROM contacts WHERE id = ?"</w:t>
+        <w:t xml:space="preserve">    "SELECT id, name, email, phone FROM contacts_c WHERE id = ?"</w:t>
       </w:r>
     </w:p>
     <w:p>
@@ -5911,7 +7337,7 @@
         <w:pStyle w:val="SourceCode"/>
       </w:pPr>
       <w:r>
-        <w:t xml:space="preserve">    "SELECT id, name, email, phone FROM contacts ORDER BY name, id"</w:t>
+        <w:t xml:space="preserve">    "SELECT id, name, email, phone FROM contacts_c ORDER BY name, id"</w:t>
       </w:r>
     </w:p>
     <w:p>
@@ -5927,7 +7353,7 @@
         <w:pStyle w:val="SourceCode"/>
       </w:pPr>
       <w:r>
-        <w:t xml:space="preserve">    "INSERT INTO contacts (name, email, phone) VALUES (?, ?, ?)"</w:t>
+        <w:t xml:space="preserve">    "INSERT INTO contacts_c (name, email, phone) VALUES (?, ?, ?)"</w:t>
       </w:r>
     </w:p>
     <w:p>
@@ -9651,7 +11077,7 @@
         <w:keepNext/>
       </w:pPr>
       <w:r>
-        <w:t>Build the program, reset the table, run the program, then show its exit code. Run it from the lesson-5.6 folder, in a terminal that has SPA_DB_PASSWORD.</w:t>
+        <w:t>Build the program, reset C's own table, contacts_c, run the program, then show its exit code. Run it from the lesson-5.6 folder, in a terminal that has SPA_DB_PASSWORD.</w:t>
       </w:r>
     </w:p>
     <w:p>
@@ -9719,7 +11145,7 @@
         <w:keepNext/>
       </w:pPr>
       <w:r>
-        <w:t xml:space="preserve">    -e "source ./sql/reset_contacts.sql"</w:t>
+        <w:t xml:space="preserve">    -e "source ./sql/reset_contacts_c.sql"</w:t>
       </w:r>
     </w:p>
     <w:p>
@@ -9794,7 +11220,7 @@
         <w:keepNext/>
       </w:pPr>
       <w:r>
-        <w:t>mysql -u devuser -h 127.0.0.1 -P 3306 -D spa_contacts &lt; ./sql/reset_contacts.sql</w:t>
+        <w:t>mysql -u devuser -h 127.0.0.1 -P 3306 -D spa_contacts \</w:t>
       </w:r>
     </w:p>
     <w:p>
@@ -9803,6 +11229,15 @@
         <w:keepNext/>
       </w:pPr>
       <w:r>
+        <w:t xml:space="preserve">    &lt; ./sql/reset_contacts_c.sql</w:t>
+      </w:r>
+    </w:p>
+    <w:p>
+      <w:pPr>
+        <w:pStyle w:val="CommandBlock"/>
+        <w:keepNext/>
+      </w:pPr>
+      <w:r>
         <w:t>unset MYSQL_PWD</w:t>
       </w:r>
     </w:p>
@@ -9838,7 +11273,7 @@
     </w:p>
     <w:p>
       <w:r>
-        <w:t>Run the block once. Its mysql lines reset the table first. Then match the Required Clean-Run Output in Validation Rules line for line; what each line proves is listed under it. $LASTEXITCODE (echo $? on Linux or macOS) must print 0.</w:t>
+        <w:t>Run the block once. Its mysql lines reset C's own table, contacts_c, first. Then match the Required Clean-Run Output in Validation Rules line for line; what each line proves is listed under it. $LASTEXITCODE (echo $? on Linux or macOS) must print 0.</w:t>
       </w:r>
     </w:p>
     <w:p>
@@ -9851,7 +11286,7 @@
         <w:pStyle w:val="ListBullet"/>
       </w:pPr>
       <w:r>
-        <w:t>If the list shows other contacts, or Katherine Johnson gets another id, the table was not in the Data Reset's state: the block's mysql lines reset it, so check that they ran without an error.</w:t>
+        <w:t>If the list shows other contacts, or Katherine Johnson gets another id, the language's table was not in the Data Reset's state: the block's mysql lines reset it, so check that they ran without an error.</w:t>
       </w:r>
     </w:p>
     <w:p>
@@ -12732,7 +14167,7 @@
         <w:pStyle w:val="SourceCode"/>
       </w:pPr>
       <w:r>
-        <w:t xml:space="preserve">    "SELECT id, name, email, phone FROM contacts WHERE id = ?";</w:t>
+        <w:t xml:space="preserve">    "SELECT id, name, email, phone FROM contacts_cpp WHERE id = ?";</w:t>
       </w:r>
     </w:p>
     <w:p>
@@ -12764,7 +14199,7 @@
         <w:pStyle w:val="SourceCode"/>
       </w:pPr>
       <w:r>
-        <w:t xml:space="preserve">    "SELECT id, name, email, phone FROM contacts ORDER BY name, id";</w:t>
+        <w:t xml:space="preserve">    "SELECT id, name, email, phone FROM contacts_cpp ORDER BY name, id";</w:t>
       </w:r>
     </w:p>
     <w:p>
@@ -12788,7 +14223,7 @@
         <w:pStyle w:val="SourceCode"/>
       </w:pPr>
       <w:r>
-        <w:t xml:space="preserve">    "INSERT INTO contacts (name, email, phone) VALUES (?, ?, ?)";</w:t>
+        <w:t xml:space="preserve">    "INSERT INTO contacts_cpp (name, email, phone) VALUES (?, ?, ?)";</w:t>
       </w:r>
     </w:p>
     <w:p>
@@ -15977,7 +17412,7 @@
         <w:keepNext/>
       </w:pPr>
       <w:r>
-        <w:t>Build the program, reset the table, run the program, then show its exit code. Run it from the lesson-5.6 folder, in a terminal that has SPA_DB_PASSWORD.</w:t>
+        <w:t>Build the program, reset C++'s own table, contacts_cpp, run the program, then show its exit code. Run it from the lesson-5.6 folder, in a terminal that has SPA_DB_PASSWORD.</w:t>
       </w:r>
     </w:p>
     <w:p>
@@ -16090,7 +17525,7 @@
         <w:keepNext/>
       </w:pPr>
       <w:r>
-        <w:t xml:space="preserve">    -e "source ./sql/reset_contacts.sql"</w:t>
+        <w:t xml:space="preserve">    -e "source ./sql/reset_contacts_cpp.sql"</w:t>
       </w:r>
     </w:p>
     <w:p>
@@ -16174,7 +17609,7 @@
         <w:keepNext/>
       </w:pPr>
       <w:r>
-        <w:t>mysql -u devuser -h 127.0.0.1 -P 3306 -D spa_contacts &lt; ./sql/reset_contacts.sql</w:t>
+        <w:t>mysql -u devuser -h 127.0.0.1 -P 3306 -D spa_contacts \</w:t>
       </w:r>
     </w:p>
     <w:p>
@@ -16183,6 +17618,15 @@
         <w:keepNext/>
       </w:pPr>
       <w:r>
+        <w:t xml:space="preserve">    &lt; ./sql/reset_contacts_cpp.sql</w:t>
+      </w:r>
+    </w:p>
+    <w:p>
+      <w:pPr>
+        <w:pStyle w:val="CommandBlock"/>
+        <w:keepNext/>
+      </w:pPr>
+      <w:r>
         <w:t>unset MYSQL_PWD</w:t>
       </w:r>
     </w:p>
@@ -16218,7 +17662,7 @@
     </w:p>
     <w:p>
       <w:r>
-        <w:t>Launch-VsDevShell prints a short Visual Studio banner, and cl prints the name of each file it compiles; those lines come before the program's output. Run the block once. Its mysql lines reset the table first. Then match the Required Clean-Run Output in Validation Rules line for line; what each line proves is listed under it. $LASTEXITCODE (echo $? on Linux or macOS) must print 0.</w:t>
+        <w:t>Launch-VsDevShell prints a short Visual Studio banner, and cl prints the name of each file it compiles; those lines come before the program's output. Run the block once. Its mysql lines reset C++'s own table, contacts_cpp, first. Then match the Required Clean-Run Output in Validation Rules line for line; what each line proves is listed under it. $LASTEXITCODE (echo $? on Linux or macOS) must print 0.</w:t>
       </w:r>
     </w:p>
     <w:p>
@@ -16231,7 +17675,7 @@
         <w:pStyle w:val="ListBullet"/>
       </w:pPr>
       <w:r>
-        <w:t>If the list shows other contacts, or Katherine Johnson gets another id, the table was not in the Data Reset's state: the block's mysql lines reset it, so check that they ran without an error.</w:t>
+        <w:t>If the list shows other contacts, or Katherine Johnson gets another id, the language's table was not in the Data Reset's state: the block's mysql lines reset it, so check that they ran without an error.</w:t>
       </w:r>
     </w:p>
     <w:p>
@@ -18949,7 +20393,7 @@
         <w:pStyle w:val="SourceCode"/>
       </w:pPr>
       <w:r>
-        <w:t xml:space="preserve">        "SELECT id, name, email, phone FROM contacts WHERE id = @id";</w:t>
+        <w:t xml:space="preserve">        "SELECT id, name, email, phone FROM contacts_csharp WHERE id = @id";</w:t>
       </w:r>
     </w:p>
     <w:p>
@@ -18981,7 +20425,7 @@
         <w:pStyle w:val="SourceCode"/>
       </w:pPr>
       <w:r>
-        <w:t xml:space="preserve">        "SELECT id, name, email, phone FROM contacts ORDER BY name, id";</w:t>
+        <w:t xml:space="preserve">        "SELECT id, name, email, phone FROM contacts_csharp ORDER BY name, id";</w:t>
       </w:r>
     </w:p>
     <w:p>
@@ -19005,7 +20449,7 @@
         <w:pStyle w:val="SourceCode"/>
       </w:pPr>
       <w:r>
-        <w:t xml:space="preserve">        "INSERT INTO contacts (name, email, phone) " +</w:t>
+        <w:t xml:space="preserve">        "INSERT INTO contacts_csharp (name, email, phone) " +</w:t>
       </w:r>
     </w:p>
     <w:p>
@@ -22741,7 +24185,7 @@
         <w:keepNext/>
       </w:pPr>
       <w:r>
-        <w:t>Build the program, reset the table, run the program, then show its exit code. Run it from the lesson-5.6 folder, in a terminal that has SPA_DB_PASSWORD.</w:t>
+        <w:t>Build the program, reset C#'s own table, contacts_csharp, run the program, then show its exit code. Run it from the lesson-5.6 folder, in a terminal that has SPA_DB_PASSWORD.</w:t>
       </w:r>
     </w:p>
     <w:p>
@@ -22791,7 +24235,7 @@
         <w:keepNext/>
       </w:pPr>
       <w:r>
-        <w:t xml:space="preserve">    -e "source ./sql/reset_contacts.sql"</w:t>
+        <w:t xml:space="preserve">    -e "source ./sql/reset_contacts_csharp.sql"</w:t>
       </w:r>
     </w:p>
     <w:p>
@@ -22857,7 +24301,7 @@
         <w:keepNext/>
       </w:pPr>
       <w:r>
-        <w:t>mysql -u devuser -h 127.0.0.1 -P 3306 -D spa_contacts &lt; ./sql/reset_contacts.sql</w:t>
+        <w:t>mysql -u devuser -h 127.0.0.1 -P 3306 -D spa_contacts \</w:t>
       </w:r>
     </w:p>
     <w:p>
@@ -22866,6 +24310,15 @@
         <w:keepNext/>
       </w:pPr>
       <w:r>
+        <w:t xml:space="preserve">    &lt; ./sql/reset_contacts_csharp.sql</w:t>
+      </w:r>
+    </w:p>
+    <w:p>
+      <w:pPr>
+        <w:pStyle w:val="CommandBlock"/>
+        <w:keepNext/>
+      </w:pPr>
+      <w:r>
         <w:t>unset MYSQL_PWD</w:t>
       </w:r>
     </w:p>
@@ -22901,7 +24354,7 @@
     </w:p>
     <w:p>
       <w:r>
-        <w:t>dotnet build shows its progress first and ends with a line such as Build succeeded in 1.2s (your time differs); those lines are not part of the program's output. Run the block once. Its mysql lines reset the table first. Then match the Required Clean-Run Output in Validation Rules line for line; what each line proves is listed under it. $LASTEXITCODE (echo $? on Linux or macOS) must print 0.</w:t>
+        <w:t>dotnet build shows its progress first and ends with a line such as Build succeeded in 1.2s (your time differs); those lines are not part of the program's output. Run the block once. Its mysql lines reset C#'s own table, contacts_csharp, first. Then match the Required Clean-Run Output in Validation Rules line for line; what each line proves is listed under it. $LASTEXITCODE (echo $? on Linux or macOS) must print 0.</w:t>
       </w:r>
     </w:p>
     <w:p>
@@ -22914,7 +24367,7 @@
         <w:pStyle w:val="ListBullet"/>
       </w:pPr>
       <w:r>
-        <w:t>If the list shows other contacts, or Katherine Johnson gets another id, the table was not in the Data Reset's state: the block's mysql lines reset it, so check that they ran without an error.</w:t>
+        <w:t>If the list shows other contacts, or Katherine Johnson gets another id, the language's table was not in the Data Reset's state: the block's mysql lines reset it, so check that they ran without an error.</w:t>
       </w:r>
     </w:p>
     <w:p>
@@ -25226,7 +26679,7 @@
         <w:pStyle w:val="SourceCode"/>
       </w:pPr>
       <w:r>
-        <w:t>const selectContactSQL = "SELECT id, name, email, phone FROM contacts " +</w:t>
+        <w:t>const selectContactSQL = "SELECT id, name, email, phone FROM contacts_go " +</w:t>
       </w:r>
     </w:p>
     <w:p>
@@ -25263,7 +26716,7 @@
         <w:pStyle w:val="SourceCode"/>
       </w:pPr>
       <w:r>
-        <w:t>const selectContactsSQL = "SELECT id, name, email, phone FROM contacts " +</w:t>
+        <w:t>const selectContactsSQL = "SELECT id, name, email, phone FROM contacts_go " +</w:t>
       </w:r>
     </w:p>
     <w:p>
@@ -25287,7 +26740,7 @@
         <w:pStyle w:val="SourceCode"/>
       </w:pPr>
       <w:r>
-        <w:t>const insertContactSQL = "INSERT INTO contacts (name, email, phone) " +</w:t>
+        <w:t>const insertContactSQL = "INSERT INTO contacts_go (name, email, phone) " +</w:t>
       </w:r>
     </w:p>
     <w:p>
@@ -28497,7 +29950,7 @@
         <w:keepNext/>
       </w:pPr>
       <w:r>
-        <w:t>Build the program, reset the table, run the program, then show its exit code. Run it from the lesson-5.6 folder, in a terminal that has SPA_DB_PASSWORD.</w:t>
+        <w:t>Build the program, reset Go's own table, contacts_go, run the program, then show its exit code. Run it from the lesson-5.6 folder, in a terminal that has SPA_DB_PASSWORD.</w:t>
       </w:r>
     </w:p>
     <w:p>
@@ -28547,7 +30000,7 @@
         <w:keepNext/>
       </w:pPr>
       <w:r>
-        <w:t xml:space="preserve">    -e "source ./sql/reset_contacts.sql"</w:t>
+        <w:t xml:space="preserve">    -e "source ./sql/reset_contacts_go.sql"</w:t>
       </w:r>
     </w:p>
     <w:p>
@@ -28613,7 +30066,7 @@
         <w:keepNext/>
       </w:pPr>
       <w:r>
-        <w:t>mysql -u devuser -h 127.0.0.1 -P 3306 -D spa_contacts &lt; ./sql/reset_contacts.sql</w:t>
+        <w:t>mysql -u devuser -h 127.0.0.1 -P 3306 -D spa_contacts \</w:t>
       </w:r>
     </w:p>
     <w:p>
@@ -28622,6 +30075,15 @@
         <w:keepNext/>
       </w:pPr>
       <w:r>
+        <w:t xml:space="preserve">    &lt; ./sql/reset_contacts_go.sql</w:t>
+      </w:r>
+    </w:p>
+    <w:p>
+      <w:pPr>
+        <w:pStyle w:val="CommandBlock"/>
+        <w:keepNext/>
+      </w:pPr>
+      <w:r>
         <w:t>unset MYSQL_PWD</w:t>
       </w:r>
     </w:p>
@@ -28657,7 +30119,7 @@
     </w:p>
     <w:p>
       <w:r>
-        <w:t>Run the block once. Its mysql lines reset the table first. Then match the Required Clean-Run Output in Validation Rules line for line; what each line proves is listed under it. $LASTEXITCODE (echo $? on Linux or macOS) must print 0.</w:t>
+        <w:t>Run the block once. Its mysql lines reset Go's own table, contacts_go, first. Then match the Required Clean-Run Output in Validation Rules line for line; what each line proves is listed under it. $LASTEXITCODE (echo $? on Linux or macOS) must print 0.</w:t>
       </w:r>
     </w:p>
     <w:p>
@@ -28670,7 +30132,7 @@
         <w:pStyle w:val="ListBullet"/>
       </w:pPr>
       <w:r>
-        <w:t>If the list shows other contacts, or Katherine Johnson gets another id, the table was not in the Data Reset's state: the block's mysql lines reset it, so check that they ran without an error.</w:t>
+        <w:t>If the list shows other contacts, or Katherine Johnson gets another id, the language's table was not in the Data Reset's state: the block's mysql lines reset it, so check that they ran without an error.</w:t>
       </w:r>
     </w:p>
     <w:p>
@@ -30572,15 +32034,23 @@
         <w:pStyle w:val="SourceCode"/>
       </w:pPr>
       <w:r>
-        <w:t>SELECT_CONTACT = "SELECT id, name, email, phone FROM contacts WHERE id = %s"</w:t>
-      </w:r>
-    </w:p>
-    <w:p>
-      <w:pPr>
-        <w:pStyle w:val="SourceCode"/>
-      </w:pPr>
-      <w:r>
-        <w:t>SELECT_CONTACTS = ("SELECT id, name, email, phone FROM contacts "</w:t>
+        <w:t>SELECT_CONTACT = ("SELECT id, name, email, phone FROM contacts_python "</w:t>
+      </w:r>
+    </w:p>
+    <w:p>
+      <w:pPr>
+        <w:pStyle w:val="SourceCode"/>
+      </w:pPr>
+      <w:r>
+        <w:t xml:space="preserve">                  "WHERE id = %s")</w:t>
+      </w:r>
+    </w:p>
+    <w:p>
+      <w:pPr>
+        <w:pStyle w:val="SourceCode"/>
+      </w:pPr>
+      <w:r>
+        <w:t>SELECT_CONTACTS = ("SELECT id, name, email, phone FROM contacts_python "</w:t>
       </w:r>
     </w:p>
     <w:p>
@@ -30604,7 +32074,15 @@
         <w:pStyle w:val="SourceCode"/>
       </w:pPr>
       <w:r>
-        <w:t>INSERT_CONTACT = "INSERT INTO contacts (name, email, phone) VALUES (%s, %s, %s)"</w:t>
+        <w:t>INSERT_CONTACT = ("INSERT INTO contacts_python (name, email, phone) "</w:t>
+      </w:r>
+    </w:p>
+    <w:p>
+      <w:pPr>
+        <w:pStyle w:val="SourceCode"/>
+      </w:pPr>
+      <w:r>
+        <w:t xml:space="preserve">                  "VALUES (%s, %s, %s)")</w:t>
       </w:r>
     </w:p>
     <w:p>
@@ -33199,7 +34677,7 @@
         <w:keepNext/>
       </w:pPr>
       <w:r>
-        <w:t>Build the program, reset the table, run the program, then show its exit code. Run it from the lesson-5.6 folder, in a terminal that has SPA_DB_PASSWORD. Python has no build step.</w:t>
+        <w:t>Build the program, reset Python's own table, contacts_python, run the program, then show its exit code. Run it from the lesson-5.6 folder, in a terminal that has SPA_DB_PASSWORD. Python has no build step.</w:t>
       </w:r>
     </w:p>
     <w:p>
@@ -33240,7 +34718,7 @@
         <w:keepNext/>
       </w:pPr>
       <w:r>
-        <w:t xml:space="preserve">    -e "source ./sql/reset_contacts.sql"</w:t>
+        <w:t xml:space="preserve">    -e "source ./sql/reset_contacts_python.sql"</w:t>
       </w:r>
     </w:p>
     <w:p>
@@ -33297,7 +34775,7 @@
         <w:keepNext/>
       </w:pPr>
       <w:r>
-        <w:t>mysql -u devuser -h 127.0.0.1 -P 3306 -D spa_contacts &lt; ./sql/reset_contacts.sql</w:t>
+        <w:t>mysql -u devuser -h 127.0.0.1 -P 3306 -D spa_contacts \</w:t>
       </w:r>
     </w:p>
     <w:p>
@@ -33306,6 +34784,15 @@
         <w:keepNext/>
       </w:pPr>
       <w:r>
+        <w:t xml:space="preserve">    &lt; ./sql/reset_contacts_python.sql</w:t>
+      </w:r>
+    </w:p>
+    <w:p>
+      <w:pPr>
+        <w:pStyle w:val="CommandBlock"/>
+        <w:keepNext/>
+      </w:pPr>
+      <w:r>
         <w:t>unset MYSQL_PWD</w:t>
       </w:r>
     </w:p>
@@ -33341,7 +34828,7 @@
     </w:p>
     <w:p>
       <w:r>
-        <w:t>Run the block once. Its mysql lines reset the table first. Then match the Required Clean-Run Output in Validation Rules line for line; what each line proves is listed under it. $LASTEXITCODE (echo $? on Linux or macOS) must print 0.</w:t>
+        <w:t>Run the block once. Its mysql lines reset Python's own table, contacts_python, first. Then match the Required Clean-Run Output in Validation Rules line for line; what each line proves is listed under it. $LASTEXITCODE (echo $? on Linux or macOS) must print 0.</w:t>
       </w:r>
     </w:p>
     <w:p>
@@ -33354,7 +34841,7 @@
         <w:pStyle w:val="ListBullet"/>
       </w:pPr>
       <w:r>
-        <w:t>If the list shows other contacts, or Katherine Johnson gets another id, the table was not in the Data Reset's state: the block's mysql lines reset it, so check that they ran without an error.</w:t>
+        <w:t>If the list shows other contacts, or Katherine Johnson gets another id, the language's table was not in the Data Reset's state: the block's mysql lines reset it, so check that they ran without an error.</w:t>
       </w:r>
     </w:p>
     <w:p>
@@ -35574,7 +37061,7 @@
         <w:pStyle w:val="SourceCode"/>
       </w:pPr>
       <w:r>
-        <w:t xml:space="preserve">    "SELECT id, name, email, phone FROM contacts WHERE id = ?";</w:t>
+        <w:t xml:space="preserve">    "SELECT id, name, email, phone FROM contacts_typescript WHERE id = ?";</w:t>
       </w:r>
     </w:p>
     <w:p>
@@ -35606,7 +37093,7 @@
         <w:pStyle w:val="SourceCode"/>
       </w:pPr>
       <w:r>
-        <w:t xml:space="preserve">    "SELECT id, name, email, phone FROM contacts ORDER BY name, id";</w:t>
+        <w:t xml:space="preserve">    "SELECT id, name, email, phone FROM contacts_typescript ORDER BY name, id";</w:t>
       </w:r>
     </w:p>
     <w:p>
@@ -35630,7 +37117,7 @@
         <w:pStyle w:val="SourceCode"/>
       </w:pPr>
       <w:r>
-        <w:t xml:space="preserve">    "INSERT INTO contacts (name, email, phone) VALUES (?, ?, ?)";</w:t>
+        <w:t xml:space="preserve">    "INSERT INTO contacts_typescript (name, email, phone) VALUES (?, ?, ?)";</w:t>
       </w:r>
     </w:p>
     <w:p>
@@ -38814,7 +40301,7 @@
         <w:keepNext/>
       </w:pPr>
       <w:r>
-        <w:t>Build the program, reset the table, run the program, then show its exit code. Run it from the lesson-5.6 folder, in a terminal that has SPA_DB_PASSWORD.</w:t>
+        <w:t>Build the program, reset TypeScript's own table, contacts_typescript, run the program, then show its exit code. Run it from the lesson-5.6 folder, in a terminal that has SPA_DB_PASSWORD.</w:t>
       </w:r>
     </w:p>
     <w:p>
@@ -38873,7 +40360,7 @@
         <w:keepNext/>
       </w:pPr>
       <w:r>
-        <w:t xml:space="preserve">    -e "source ./sql/reset_contacts.sql"</w:t>
+        <w:t xml:space="preserve">    -e "source ./sql/reset_contacts_typescript.sql"</w:t>
       </w:r>
     </w:p>
     <w:p>
@@ -38948,7 +40435,7 @@
         <w:keepNext/>
       </w:pPr>
       <w:r>
-        <w:t>mysql -u devuser -h 127.0.0.1 -P 3306 -D spa_contacts &lt; ./sql/reset_contacts.sql</w:t>
+        <w:t>mysql -u devuser -h 127.0.0.1 -P 3306 -D spa_contacts \</w:t>
       </w:r>
     </w:p>
     <w:p>
@@ -38957,6 +40444,15 @@
         <w:keepNext/>
       </w:pPr>
       <w:r>
+        <w:t xml:space="preserve">    &lt; ./sql/reset_contacts_typescript.sql</w:t>
+      </w:r>
+    </w:p>
+    <w:p>
+      <w:pPr>
+        <w:pStyle w:val="CommandBlock"/>
+        <w:keepNext/>
+      </w:pPr>
+      <w:r>
         <w:t>unset MYSQL_PWD</w:t>
       </w:r>
     </w:p>
@@ -38992,7 +40488,7 @@
     </w:p>
     <w:p>
       <w:r>
-        <w:t>The npm check and build steps print their own lines first; those are not part of the program's output. Run the block once. Its mysql lines reset the table first. Then match the Required Clean-Run Output in Validation Rules line for line; what each line proves is listed under it. $LASTEXITCODE (echo $? on Linux or macOS) must print 0.</w:t>
+        <w:t>The npm check and build steps print their own lines first; those are not part of the program's output. Run the block once. Its mysql lines reset TypeScript's own table, contacts_typescript, first. Then match the Required Clean-Run Output in Validation Rules line for line; what each line proves is listed under it. $LASTEXITCODE (echo $? on Linux or macOS) must print 0.</w:t>
       </w:r>
     </w:p>
     <w:p>
@@ -39005,7 +40501,7 @@
         <w:pStyle w:val="ListBullet"/>
       </w:pPr>
       <w:r>
-        <w:t>If the list shows other contacts, or Katherine Johnson gets another id, the table was not in the Data Reset's state: the block's mysql lines reset it, so check that they ran without an error.</w:t>
+        <w:t>If the list shows other contacts, or Katherine Johnson gets another id, the language's table was not in the Data Reset's state: the block's mysql lines reset it, so check that they ran without an error.</w:t>
       </w:r>
     </w:p>
     <w:p>
@@ -40612,10 +42108,10 @@
     </w:p>
     <w:p>
       <w:r>
-        <w:t>Validate an update with the same rule that create uses. Lesson 4.7's change_phone checked a new phone with validate_phone before its UPDATE; do the same for an email. Add change_email (changeEmail, ChangeEmail) to the contacts module. It takes the connection, a contact id, and the new email; trims the email and calls validate_email, printing Error: and the problem and sending nothing when there is one; runs UPDATE contacts SET email = ? WHERE id = ? with the email and the id as parameters; reads the contact</w:t>
-      </w:r>
-      <w:r>
-        <w:t xml:space="preserve"> back with get_contact; and prints Updated contact 2: and the contact's line, or Error: no contact with id and the id when no row matched. In main, after the last record, call it for contact 2 with grace@example, then with grace.hopper@example.com.</w:t>
+        <w:t>Validate an update with the same rule that create uses. Lesson 4.7's change_phone checked a new phone with validate_phone before its UPDATE; do the same for an email. Add change_email (changeEmail, ChangeEmail) to the contacts module. It takes the connection, a contact id, and the new email; trims the email and calls validate_email, printing Error: and the problem and sending nothing when there is one; runs UPDATE contacts_c SET email = ? WHERE id = ? (each language names its own table) with the email and t</w:t>
+      </w:r>
+      <w:r>
+        <w:t>he id as parameters; reads the contact back with get_contact; and prints Updated contact 2: and the contact's line, or Error: no contact with id and the id when no row matched. In main, after the last record, call it for contact 2 with grace@example, then with grace.hopper@example.com.</w:t>
       </w:r>
     </w:p>
     <w:p>
@@ -41274,31 +42770,31 @@
       </w:rPr>
     </w:lvl>
   </w:abstractNum>
-  <w:num w:numId="1" w16cid:durableId="158271258">
+  <w:num w:numId="1" w16cid:durableId="1466041305">
     <w:abstractNumId w:val="8"/>
   </w:num>
-  <w:num w:numId="2" w16cid:durableId="1607545456">
+  <w:num w:numId="2" w16cid:durableId="939800216">
     <w:abstractNumId w:val="6"/>
   </w:num>
-  <w:num w:numId="3" w16cid:durableId="240221751">
+  <w:num w:numId="3" w16cid:durableId="370616500">
     <w:abstractNumId w:val="5"/>
   </w:num>
-  <w:num w:numId="4" w16cid:durableId="722338058">
+  <w:num w:numId="4" w16cid:durableId="1700862253">
     <w:abstractNumId w:val="4"/>
   </w:num>
-  <w:num w:numId="5" w16cid:durableId="581567956">
+  <w:num w:numId="5" w16cid:durableId="228729891">
     <w:abstractNumId w:val="7"/>
   </w:num>
-  <w:num w:numId="6" w16cid:durableId="646474881">
+  <w:num w:numId="6" w16cid:durableId="1234001247">
     <w:abstractNumId w:val="3"/>
   </w:num>
-  <w:num w:numId="7" w16cid:durableId="1548252866">
+  <w:num w:numId="7" w16cid:durableId="239608201">
     <w:abstractNumId w:val="2"/>
   </w:num>
-  <w:num w:numId="8" w16cid:durableId="2016880413">
+  <w:num w:numId="8" w16cid:durableId="1483810226">
     <w:abstractNumId w:val="1"/>
   </w:num>
-  <w:num w:numId="9" w16cid:durableId="505093397">
+  <w:num w:numId="9" w16cid:durableId="366029362">
     <w:abstractNumId w:val="0"/>
   </w:num>
 </w:numbering>
